--- a/phantom-brief/ЖК_ФАНТОМ_информационная_справка.docx
+++ b/phantom-brief/ЖК_ФАНТОМ_информационная_справка.docx
@@ -7949,6 +7949,3329 @@
     <w:p>
       <w:pPr>
         <w:pageBreakBefore/>
+        <w:pBdr>
+          <w:bottom w:val="single" w:color="A9762F" w:sz="10" w:space="8"/>
+        </w:pBdr>
+        <w:spacing w:after="160"/>
+      </w:pPr>
+      <w:r>
+        <w:rPr>
+          <w:rFonts w:ascii="Georgia" w:cs="Georgia" w:eastAsia="Georgia" w:hAnsi="Georgia"/>
+          <w:b/>
+          <w:bCs/>
+          <w:i w:val="false"/>
+          <w:iCs w:val="false"/>
+          <w:color w:val="1F2A44"/>
+          <w:sz w:val="36"/>
+          <w:szCs w:val="36"/>
+        </w:rPr>
+        <w:t xml:space="preserve">Ценовое сравнение с конкурентами</w:t>
+      </w:r>
+    </w:p>
+    <w:p>
+      <w:pPr>
+        <w:spacing w:after="130" w:line="258" w:lineRule="auto"/>
+        <w:ind w:right="1560"/>
+      </w:pPr>
+      <w:r>
+        <w:rPr>
+          <w:rFonts w:ascii="Arial" w:cs="Arial" w:eastAsia="Arial" w:hAnsi="Arial"/>
+          <w:b w:val="false"/>
+          <w:bCs w:val="false"/>
+          <w:i w:val="false"/>
+          <w:iCs w:val="false"/>
+          <w:color w:val="2A2E38"/>
+          <w:sz w:val="19"/>
+          <w:szCs w:val="19"/>
+        </w:rPr>
+        <w:t xml:space="preserve">Сравнение построено на выгрузках Циан по четырём проектам локации на ту же дату — 28.07.2026, суммарно 67 лотов. Из каждой выгрузки взята одна база: квартиры площадью 60–200 м², в которую попадает 36 из 52 лотов PHANTOM.</w:t>
+      </w:r>
+    </w:p>
+    <w:p>
+      <w:pPr>
+        <w:spacing w:after="190" w:line="258" w:lineRule="auto"/>
+        <w:ind w:right="1560"/>
+      </w:pPr>
+      <w:r>
+        <w:rPr>
+          <w:rFonts w:ascii="Arial" w:cs="Arial" w:eastAsia="Arial" w:hAnsi="Arial"/>
+          <w:b/>
+          <w:bCs/>
+          <w:i w:val="false"/>
+          <w:iCs w:val="false"/>
+          <w:color w:val="2A2E38"/>
+          <w:sz w:val="19"/>
+          <w:szCs w:val="19"/>
+        </w:rPr>
+        <w:t xml:space="preserve">Здесь сравнение проще, чем обычно. </w:t>
+      </w:r>
+      <w:r>
+        <w:rPr>
+          <w:rFonts w:ascii="Arial" w:cs="Arial" w:eastAsia="Arial" w:hAnsi="Arial"/>
+          <w:b w:val="false"/>
+          <w:bCs w:val="false"/>
+          <w:i w:val="false"/>
+          <w:iCs w:val="false"/>
+          <w:color w:val="2A2E38"/>
+          <w:sz w:val="19"/>
+          <w:szCs w:val="19"/>
+        </w:rPr>
+        <w:t xml:space="preserve">PHANTOM, «Николь» и Turgenev продаются с готовой отделкой, Zvonarsky Deluxe — вторичное жильё. Единственный, кто идёт без отделки, — «Дом Франка»: только к нему нужна поправка.</w:t>
+      </w:r>
+    </w:p>
+    <w:p>
+      <w:pPr>
+        <w:spacing w:after="110" w:before="170"/>
+      </w:pPr>
+      <w:r>
+        <w:rPr>
+          <w:rFonts w:ascii="Georgia" w:cs="Georgia" w:eastAsia="Georgia" w:hAnsi="Georgia"/>
+          <w:b/>
+          <w:bCs/>
+          <w:i w:val="false"/>
+          <w:iCs w:val="false"/>
+          <w:color w:val="1F2A44"/>
+          <w:sz w:val="24"/>
+          <w:szCs w:val="24"/>
+        </w:rPr>
+        <w:t xml:space="preserve">Экспозиция конкурентов</w:t>
+      </w:r>
+    </w:p>
+    <w:tbl>
+      <w:tblPr>
+        <w:tblW w:type="dxa" w:w="9638"/>
+        <w:tblBorders>
+          <w:top w:val="single" w:color="auto" w:sz="4"/>
+          <w:left w:val="single" w:color="auto" w:sz="4"/>
+          <w:bottom w:val="single" w:color="auto" w:sz="4"/>
+          <w:right w:val="single" w:color="auto" w:sz="4"/>
+          <w:insideH w:val="single" w:color="auto" w:sz="4"/>
+          <w:insideV w:val="single" w:color="auto" w:sz="4"/>
+        </w:tblBorders>
+      </w:tblPr>
+      <w:tblGrid>
+        <w:gridCol w:w="1500"/>
+        <w:gridCol w:w="1180"/>
+        <w:gridCol w:w="860"/>
+        <w:gridCol w:w="1300"/>
+        <w:gridCol w:w="1420"/>
+        <w:gridCol w:w="2140"/>
+        <w:gridCol w:w="1238"/>
+      </w:tblGrid>
+      <w:tr>
+        <w:trPr>
+          <w:tblHeader/>
+        </w:trPr>
+        <w:tc>
+          <w:tcPr>
+            <w:tcW w:type="dxa" w:w="1500"/>
+            <w:tcBorders>
+              <w:top w:val="single" w:color="1F2A44" w:sz="4"/>
+              <w:left w:val="none" w:color="auto" w:sz="0"/>
+              <w:bottom w:val="single" w:color="D9D4CB" w:sz="4"/>
+              <w:right w:val="none" w:color="auto" w:sz="0"/>
+            </w:tcBorders>
+            <w:shd w:fill="1F2A44" w:color="auto" w:val="clear"/>
+            <w:tcMar>
+              <w:top w:type="dxa" w:w="52"/>
+              <w:left w:type="dxa" w:w="100"/>
+              <w:bottom w:type="dxa" w:w="52"/>
+              <w:right w:type="dxa" w:w="100"/>
+            </w:tcMar>
+            <w:vAlign w:val="center"/>
+          </w:tcPr>
+          <w:p>
+            <w:pPr>
+              <w:spacing w:after="0" w:line="240" w:lineRule="auto"/>
+              <w:jc w:val="left"/>
+            </w:pPr>
+            <w:r>
+              <w:rPr>
+                <w:rFonts w:ascii="Arial" w:cs="Arial" w:eastAsia="Arial" w:hAnsi="Arial"/>
+                <w:b/>
+                <w:bCs/>
+                <w:i w:val="false"/>
+                <w:iCs w:val="false"/>
+                <w:color w:val="FFFFFF"/>
+                <w:sz w:val="16"/>
+                <w:szCs w:val="16"/>
+              </w:rPr>
+              <w:t xml:space="preserve">ЖК</w:t>
+            </w:r>
+          </w:p>
+        </w:tc>
+        <w:tc>
+          <w:tcPr>
+            <w:tcW w:type="dxa" w:w="1180"/>
+            <w:tcBorders>
+              <w:top w:val="single" w:color="1F2A44" w:sz="4"/>
+              <w:left w:val="none" w:color="auto" w:sz="0"/>
+              <w:bottom w:val="single" w:color="D9D4CB" w:sz="4"/>
+              <w:right w:val="none" w:color="auto" w:sz="0"/>
+            </w:tcBorders>
+            <w:shd w:fill="1F2A44" w:color="auto" w:val="clear"/>
+            <w:tcMar>
+              <w:top w:type="dxa" w:w="52"/>
+              <w:left w:type="dxa" w:w="100"/>
+              <w:bottom w:type="dxa" w:w="52"/>
+              <w:right w:type="dxa" w:w="100"/>
+            </w:tcMar>
+            <w:vAlign w:val="center"/>
+          </w:tcPr>
+          <w:p>
+            <w:pPr>
+              <w:spacing w:after="0" w:line="240" w:lineRule="auto"/>
+              <w:jc w:val="center"/>
+            </w:pPr>
+            <w:r>
+              <w:rPr>
+                <w:rFonts w:ascii="Arial" w:cs="Arial" w:eastAsia="Arial" w:hAnsi="Arial"/>
+                <w:b/>
+                <w:bCs/>
+                <w:i w:val="false"/>
+                <w:iCs w:val="false"/>
+                <w:color w:val="FFFFFF"/>
+                <w:sz w:val="16"/>
+                <w:szCs w:val="16"/>
+              </w:rPr>
+              <w:t xml:space="preserve">Тип рынка</w:t>
+            </w:r>
+          </w:p>
+        </w:tc>
+        <w:tc>
+          <w:tcPr>
+            <w:tcW w:type="dxa" w:w="860"/>
+            <w:tcBorders>
+              <w:top w:val="single" w:color="1F2A44" w:sz="4"/>
+              <w:left w:val="none" w:color="auto" w:sz="0"/>
+              <w:bottom w:val="single" w:color="D9D4CB" w:sz="4"/>
+              <w:right w:val="none" w:color="auto" w:sz="0"/>
+            </w:tcBorders>
+            <w:shd w:fill="1F2A44" w:color="auto" w:val="clear"/>
+            <w:tcMar>
+              <w:top w:type="dxa" w:w="52"/>
+              <w:left w:type="dxa" w:w="100"/>
+              <w:bottom w:type="dxa" w:w="52"/>
+              <w:right w:type="dxa" w:w="100"/>
+            </w:tcMar>
+            <w:vAlign w:val="center"/>
+          </w:tcPr>
+          <w:p>
+            <w:pPr>
+              <w:spacing w:after="0" w:line="240" w:lineRule="auto"/>
+              <w:jc w:val="center"/>
+            </w:pPr>
+            <w:r>
+              <w:rPr>
+                <w:rFonts w:ascii="Arial" w:cs="Arial" w:eastAsia="Arial" w:hAnsi="Arial"/>
+                <w:b/>
+                <w:bCs/>
+                <w:i w:val="false"/>
+                <w:iCs w:val="false"/>
+                <w:color w:val="FFFFFF"/>
+                <w:sz w:val="16"/>
+                <w:szCs w:val="16"/>
+              </w:rPr>
+              <w:t xml:space="preserve">Лотов
+в продаже</w:t>
+            </w:r>
+          </w:p>
+        </w:tc>
+        <w:tc>
+          <w:tcPr>
+            <w:tcW w:type="dxa" w:w="1300"/>
+            <w:tcBorders>
+              <w:top w:val="single" w:color="1F2A44" w:sz="4"/>
+              <w:left w:val="none" w:color="auto" w:sz="0"/>
+              <w:bottom w:val="single" w:color="D9D4CB" w:sz="4"/>
+              <w:right w:val="none" w:color="auto" w:sz="0"/>
+            </w:tcBorders>
+            <w:shd w:fill="1F2A44" w:color="auto" w:val="clear"/>
+            <w:tcMar>
+              <w:top w:type="dxa" w:w="52"/>
+              <w:left w:type="dxa" w:w="100"/>
+              <w:bottom w:type="dxa" w:w="52"/>
+              <w:right w:type="dxa" w:w="100"/>
+            </w:tcMar>
+            <w:vAlign w:val="center"/>
+          </w:tcPr>
+          <w:p>
+            <w:pPr>
+              <w:spacing w:after="0" w:line="240" w:lineRule="auto"/>
+              <w:jc w:val="center"/>
+            </w:pPr>
+            <w:r>
+              <w:rPr>
+                <w:rFonts w:ascii="Arial" w:cs="Arial" w:eastAsia="Arial" w:hAnsi="Arial"/>
+                <w:b/>
+                <w:bCs/>
+                <w:i w:val="false"/>
+                <w:iCs w:val="false"/>
+                <w:color w:val="FFFFFF"/>
+                <w:sz w:val="16"/>
+                <w:szCs w:val="16"/>
+              </w:rPr>
+              <w:t xml:space="preserve">Площадь
+от — до, м²</w:t>
+            </w:r>
+          </w:p>
+        </w:tc>
+        <w:tc>
+          <w:tcPr>
+            <w:tcW w:type="dxa" w:w="1420"/>
+            <w:tcBorders>
+              <w:top w:val="single" w:color="1F2A44" w:sz="4"/>
+              <w:left w:val="none" w:color="auto" w:sz="0"/>
+              <w:bottom w:val="single" w:color="D9D4CB" w:sz="4"/>
+              <w:right w:val="none" w:color="auto" w:sz="0"/>
+            </w:tcBorders>
+            <w:shd w:fill="1F2A44" w:color="auto" w:val="clear"/>
+            <w:tcMar>
+              <w:top w:type="dxa" w:w="52"/>
+              <w:left w:type="dxa" w:w="100"/>
+              <w:bottom w:type="dxa" w:w="52"/>
+              <w:right w:type="dxa" w:w="100"/>
+            </w:tcMar>
+            <w:vAlign w:val="center"/>
+          </w:tcPr>
+          <w:p>
+            <w:pPr>
+              <w:spacing w:after="0" w:line="240" w:lineRule="auto"/>
+              <w:jc w:val="center"/>
+            </w:pPr>
+            <w:r>
+              <w:rPr>
+                <w:rFonts w:ascii="Arial" w:cs="Arial" w:eastAsia="Arial" w:hAnsi="Arial"/>
+                <w:b/>
+                <w:bCs/>
+                <w:i w:val="false"/>
+                <w:iCs w:val="false"/>
+                <w:color w:val="FFFFFF"/>
+                <w:sz w:val="16"/>
+                <w:szCs w:val="16"/>
+              </w:rPr>
+              <w:t xml:space="preserve">Цена лота
+от — до, млн ₽</w:t>
+            </w:r>
+          </w:p>
+        </w:tc>
+        <w:tc>
+          <w:tcPr>
+            <w:tcW w:type="dxa" w:w="2140"/>
+            <w:tcBorders>
+              <w:top w:val="single" w:color="1F2A44" w:sz="4"/>
+              <w:left w:val="none" w:color="auto" w:sz="0"/>
+              <w:bottom w:val="single" w:color="D9D4CB" w:sz="4"/>
+              <w:right w:val="none" w:color="auto" w:sz="0"/>
+            </w:tcBorders>
+            <w:shd w:fill="1F2A44" w:color="auto" w:val="clear"/>
+            <w:tcMar>
+              <w:top w:type="dxa" w:w="52"/>
+              <w:left w:type="dxa" w:w="100"/>
+              <w:bottom w:type="dxa" w:w="52"/>
+              <w:right w:type="dxa" w:w="100"/>
+            </w:tcMar>
+            <w:vAlign w:val="center"/>
+          </w:tcPr>
+          <w:p>
+            <w:pPr>
+              <w:spacing w:after="0" w:line="240" w:lineRule="auto"/>
+              <w:jc w:val="center"/>
+            </w:pPr>
+            <w:r>
+              <w:rPr>
+                <w:rFonts w:ascii="Arial" w:cs="Arial" w:eastAsia="Arial" w:hAnsi="Arial"/>
+                <w:b/>
+                <w:bCs/>
+                <w:i w:val="false"/>
+                <w:iCs w:val="false"/>
+                <w:color w:val="FFFFFF"/>
+                <w:sz w:val="16"/>
+                <w:szCs w:val="16"/>
+              </w:rPr>
+              <w:t xml:space="preserve">Цена за м²
+от — до, ₽</w:t>
+            </w:r>
+          </w:p>
+        </w:tc>
+        <w:tc>
+          <w:tcPr>
+            <w:tcW w:type="dxa" w:w="1238"/>
+            <w:tcBorders>
+              <w:top w:val="single" w:color="1F2A44" w:sz="4"/>
+              <w:left w:val="none" w:color="auto" w:sz="0"/>
+              <w:bottom w:val="single" w:color="D9D4CB" w:sz="4"/>
+              <w:right w:val="none" w:color="auto" w:sz="0"/>
+            </w:tcBorders>
+            <w:shd w:fill="1F2A44" w:color="auto" w:val="clear"/>
+            <w:tcMar>
+              <w:top w:type="dxa" w:w="52"/>
+              <w:left w:type="dxa" w:w="100"/>
+              <w:bottom w:type="dxa" w:w="52"/>
+              <w:right w:type="dxa" w:w="100"/>
+            </w:tcMar>
+            <w:vAlign w:val="center"/>
+          </w:tcPr>
+          <w:p>
+            <w:pPr>
+              <w:spacing w:after="0" w:line="240" w:lineRule="auto"/>
+              <w:jc w:val="center"/>
+            </w:pPr>
+            <w:r>
+              <w:rPr>
+                <w:rFonts w:ascii="Arial" w:cs="Arial" w:eastAsia="Arial" w:hAnsi="Arial"/>
+                <w:b/>
+                <w:bCs/>
+                <w:i w:val="false"/>
+                <w:iCs w:val="false"/>
+                <w:color w:val="FFFFFF"/>
+                <w:sz w:val="16"/>
+                <w:szCs w:val="16"/>
+              </w:rPr>
+              <w:t xml:space="preserve">Средняя цена
+за м², ₽</w:t>
+            </w:r>
+          </w:p>
+        </w:tc>
+      </w:tr>
+      <w:tr>
+        <w:tc>
+          <w:tcPr>
+            <w:tcW w:type="dxa" w:w="1500"/>
+            <w:tcBorders>
+              <w:top w:val="single" w:color="D9D4CB" w:sz="4"/>
+              <w:left w:val="none" w:color="auto" w:sz="0"/>
+              <w:bottom w:val="single" w:color="D9D4CB" w:sz="4"/>
+              <w:right w:val="none" w:color="auto" w:sz="0"/>
+            </w:tcBorders>
+            <w:tcMar>
+              <w:top w:type="dxa" w:w="52"/>
+              <w:left w:type="dxa" w:w="100"/>
+              <w:bottom w:type="dxa" w:w="52"/>
+              <w:right w:type="dxa" w:w="100"/>
+            </w:tcMar>
+            <w:vAlign w:val="center"/>
+          </w:tcPr>
+          <w:p>
+            <w:pPr>
+              <w:spacing w:after="0" w:line="240" w:lineRule="auto"/>
+              <w:jc w:val="left"/>
+            </w:pPr>
+            <w:r>
+              <w:rPr>
+                <w:rFonts w:ascii="Arial" w:cs="Arial" w:eastAsia="Arial" w:hAnsi="Arial"/>
+                <w:b/>
+                <w:bCs/>
+                <w:i w:val="false"/>
+                <w:iCs w:val="false"/>
+                <w:color w:val="2A2E38"/>
+                <w:sz w:val="17"/>
+                <w:szCs w:val="17"/>
+              </w:rPr>
+              <w:t xml:space="preserve">Turgenev</w:t>
+            </w:r>
+          </w:p>
+        </w:tc>
+        <w:tc>
+          <w:tcPr>
+            <w:tcW w:type="dxa" w:w="1180"/>
+            <w:tcBorders>
+              <w:top w:val="single" w:color="D9D4CB" w:sz="4"/>
+              <w:left w:val="none" w:color="auto" w:sz="0"/>
+              <w:bottom w:val="single" w:color="D9D4CB" w:sz="4"/>
+              <w:right w:val="none" w:color="auto" w:sz="0"/>
+            </w:tcBorders>
+            <w:tcMar>
+              <w:top w:type="dxa" w:w="52"/>
+              <w:left w:type="dxa" w:w="100"/>
+              <w:bottom w:type="dxa" w:w="52"/>
+              <w:right w:type="dxa" w:w="100"/>
+            </w:tcMar>
+            <w:vAlign w:val="center"/>
+          </w:tcPr>
+          <w:p>
+            <w:pPr>
+              <w:spacing w:after="0" w:line="240" w:lineRule="auto"/>
+              <w:jc w:val="center"/>
+            </w:pPr>
+            <w:r>
+              <w:rPr>
+                <w:rFonts w:ascii="Arial" w:cs="Arial" w:eastAsia="Arial" w:hAnsi="Arial"/>
+                <w:b w:val="false"/>
+                <w:bCs w:val="false"/>
+                <w:i w:val="false"/>
+                <w:iCs w:val="false"/>
+                <w:color w:val="2A2E38"/>
+                <w:sz w:val="17"/>
+                <w:szCs w:val="17"/>
+              </w:rPr>
+              <w:t xml:space="preserve">первич. и вторич.</w:t>
+            </w:r>
+          </w:p>
+        </w:tc>
+        <w:tc>
+          <w:tcPr>
+            <w:tcW w:type="dxa" w:w="860"/>
+            <w:tcBorders>
+              <w:top w:val="single" w:color="D9D4CB" w:sz="4"/>
+              <w:left w:val="none" w:color="auto" w:sz="0"/>
+              <w:bottom w:val="single" w:color="D9D4CB" w:sz="4"/>
+              <w:right w:val="none" w:color="auto" w:sz="0"/>
+            </w:tcBorders>
+            <w:tcMar>
+              <w:top w:type="dxa" w:w="52"/>
+              <w:left w:type="dxa" w:w="100"/>
+              <w:bottom w:type="dxa" w:w="52"/>
+              <w:right w:type="dxa" w:w="100"/>
+            </w:tcMar>
+            <w:vAlign w:val="center"/>
+          </w:tcPr>
+          <w:p>
+            <w:pPr>
+              <w:spacing w:after="0" w:line="240" w:lineRule="auto"/>
+              <w:jc w:val="center"/>
+            </w:pPr>
+            <w:r>
+              <w:rPr>
+                <w:rFonts w:ascii="Arial" w:cs="Arial" w:eastAsia="Arial" w:hAnsi="Arial"/>
+                <w:b w:val="false"/>
+                <w:bCs w:val="false"/>
+                <w:i w:val="false"/>
+                <w:iCs w:val="false"/>
+                <w:color w:val="2A2E38"/>
+                <w:sz w:val="17"/>
+                <w:szCs w:val="17"/>
+              </w:rPr>
+              <w:t xml:space="preserve">18</w:t>
+            </w:r>
+          </w:p>
+        </w:tc>
+        <w:tc>
+          <w:tcPr>
+            <w:tcW w:type="dxa" w:w="1300"/>
+            <w:tcBorders>
+              <w:top w:val="single" w:color="D9D4CB" w:sz="4"/>
+              <w:left w:val="none" w:color="auto" w:sz="0"/>
+              <w:bottom w:val="single" w:color="D9D4CB" w:sz="4"/>
+              <w:right w:val="none" w:color="auto" w:sz="0"/>
+            </w:tcBorders>
+            <w:tcMar>
+              <w:top w:type="dxa" w:w="52"/>
+              <w:left w:type="dxa" w:w="100"/>
+              <w:bottom w:type="dxa" w:w="52"/>
+              <w:right w:type="dxa" w:w="100"/>
+            </w:tcMar>
+            <w:vAlign w:val="center"/>
+          </w:tcPr>
+          <w:p>
+            <w:pPr>
+              <w:spacing w:after="0" w:line="240" w:lineRule="auto"/>
+              <w:jc w:val="center"/>
+            </w:pPr>
+            <w:r>
+              <w:rPr>
+                <w:rFonts w:ascii="Arial" w:cs="Arial" w:eastAsia="Arial" w:hAnsi="Arial"/>
+                <w:b w:val="false"/>
+                <w:bCs w:val="false"/>
+                <w:i w:val="false"/>
+                <w:iCs w:val="false"/>
+                <w:color w:val="2A2E38"/>
+                <w:sz w:val="17"/>
+                <w:szCs w:val="17"/>
+              </w:rPr>
+              <w:t xml:space="preserve">70,5–171,9</w:t>
+            </w:r>
+          </w:p>
+        </w:tc>
+        <w:tc>
+          <w:tcPr>
+            <w:tcW w:type="dxa" w:w="1420"/>
+            <w:tcBorders>
+              <w:top w:val="single" w:color="D9D4CB" w:sz="4"/>
+              <w:left w:val="none" w:color="auto" w:sz="0"/>
+              <w:bottom w:val="single" w:color="D9D4CB" w:sz="4"/>
+              <w:right w:val="none" w:color="auto" w:sz="0"/>
+            </w:tcBorders>
+            <w:tcMar>
+              <w:top w:type="dxa" w:w="52"/>
+              <w:left w:type="dxa" w:w="100"/>
+              <w:bottom w:type="dxa" w:w="52"/>
+              <w:right w:type="dxa" w:w="100"/>
+            </w:tcMar>
+            <w:vAlign w:val="center"/>
+          </w:tcPr>
+          <w:p>
+            <w:pPr>
+              <w:spacing w:after="0" w:line="240" w:lineRule="auto"/>
+              <w:jc w:val="center"/>
+            </w:pPr>
+            <w:r>
+              <w:rPr>
+                <w:rFonts w:ascii="Arial" w:cs="Arial" w:eastAsia="Arial" w:hAnsi="Arial"/>
+                <w:b w:val="false"/>
+                <w:bCs w:val="false"/>
+                <w:i w:val="false"/>
+                <w:iCs w:val="false"/>
+                <w:color w:val="2A2E38"/>
+                <w:sz w:val="17"/>
+                <w:szCs w:val="17"/>
+              </w:rPr>
+              <w:t xml:space="preserve">165,6–890,2</w:t>
+            </w:r>
+          </w:p>
+        </w:tc>
+        <w:tc>
+          <w:tcPr>
+            <w:tcW w:type="dxa" w:w="2140"/>
+            <w:tcBorders>
+              <w:top w:val="single" w:color="D9D4CB" w:sz="4"/>
+              <w:left w:val="none" w:color="auto" w:sz="0"/>
+              <w:bottom w:val="single" w:color="D9D4CB" w:sz="4"/>
+              <w:right w:val="none" w:color="auto" w:sz="0"/>
+            </w:tcBorders>
+            <w:tcMar>
+              <w:top w:type="dxa" w:w="52"/>
+              <w:left w:type="dxa" w:w="100"/>
+              <w:bottom w:type="dxa" w:w="52"/>
+              <w:right w:type="dxa" w:w="100"/>
+            </w:tcMar>
+            <w:vAlign w:val="center"/>
+          </w:tcPr>
+          <w:p>
+            <w:pPr>
+              <w:spacing w:after="0" w:line="240" w:lineRule="auto"/>
+              <w:jc w:val="center"/>
+            </w:pPr>
+            <w:r>
+              <w:rPr>
+                <w:rFonts w:ascii="Arial" w:cs="Arial" w:eastAsia="Arial" w:hAnsi="Arial"/>
+                <w:b w:val="false"/>
+                <w:bCs w:val="false"/>
+                <w:i w:val="false"/>
+                <w:iCs w:val="false"/>
+                <w:color w:val="2A2E38"/>
+                <w:sz w:val="17"/>
+                <w:szCs w:val="17"/>
+              </w:rPr>
+              <w:t xml:space="preserve">1 902 180–5 642 162</w:t>
+            </w:r>
+          </w:p>
+        </w:tc>
+        <w:tc>
+          <w:tcPr>
+            <w:tcW w:type="dxa" w:w="1238"/>
+            <w:tcBorders>
+              <w:top w:val="single" w:color="D9D4CB" w:sz="4"/>
+              <w:left w:val="none" w:color="auto" w:sz="0"/>
+              <w:bottom w:val="single" w:color="D9D4CB" w:sz="4"/>
+              <w:right w:val="none" w:color="auto" w:sz="0"/>
+            </w:tcBorders>
+            <w:tcMar>
+              <w:top w:type="dxa" w:w="52"/>
+              <w:left w:type="dxa" w:w="100"/>
+              <w:bottom w:type="dxa" w:w="52"/>
+              <w:right w:type="dxa" w:w="100"/>
+            </w:tcMar>
+            <w:vAlign w:val="center"/>
+          </w:tcPr>
+          <w:p>
+            <w:pPr>
+              <w:spacing w:after="0" w:line="240" w:lineRule="auto"/>
+              <w:jc w:val="center"/>
+            </w:pPr>
+            <w:r>
+              <w:rPr>
+                <w:rFonts w:ascii="Arial" w:cs="Arial" w:eastAsia="Arial" w:hAnsi="Arial"/>
+                <w:b w:val="false"/>
+                <w:bCs w:val="false"/>
+                <w:i w:val="false"/>
+                <w:iCs w:val="false"/>
+                <w:color w:val="2A2E38"/>
+                <w:sz w:val="17"/>
+                <w:szCs w:val="17"/>
+              </w:rPr>
+              <w:t xml:space="preserve">2 991 716</w:t>
+            </w:r>
+          </w:p>
+        </w:tc>
+      </w:tr>
+      <w:tr>
+        <w:tc>
+          <w:tcPr>
+            <w:tcW w:type="dxa" w:w="1500"/>
+            <w:tcBorders>
+              <w:top w:val="single" w:color="D9D4CB" w:sz="4"/>
+              <w:left w:val="none" w:color="auto" w:sz="0"/>
+              <w:bottom w:val="single" w:color="D9D4CB" w:sz="4"/>
+              <w:right w:val="none" w:color="auto" w:sz="0"/>
+            </w:tcBorders>
+            <w:shd w:fill="FBFAF8" w:color="auto" w:val="clear"/>
+            <w:tcMar>
+              <w:top w:type="dxa" w:w="52"/>
+              <w:left w:type="dxa" w:w="100"/>
+              <w:bottom w:type="dxa" w:w="52"/>
+              <w:right w:type="dxa" w:w="100"/>
+            </w:tcMar>
+            <w:vAlign w:val="center"/>
+          </w:tcPr>
+          <w:p>
+            <w:pPr>
+              <w:spacing w:after="0" w:line="240" w:lineRule="auto"/>
+              <w:jc w:val="left"/>
+            </w:pPr>
+            <w:r>
+              <w:rPr>
+                <w:rFonts w:ascii="Arial" w:cs="Arial" w:eastAsia="Arial" w:hAnsi="Arial"/>
+                <w:b/>
+                <w:bCs/>
+                <w:i w:val="false"/>
+                <w:iCs w:val="false"/>
+                <w:color w:val="2A2E38"/>
+                <w:sz w:val="17"/>
+                <w:szCs w:val="17"/>
+              </w:rPr>
+              <w:t xml:space="preserve">Николь</w:t>
+            </w:r>
+          </w:p>
+        </w:tc>
+        <w:tc>
+          <w:tcPr>
+            <w:tcW w:type="dxa" w:w="1180"/>
+            <w:tcBorders>
+              <w:top w:val="single" w:color="D9D4CB" w:sz="4"/>
+              <w:left w:val="none" w:color="auto" w:sz="0"/>
+              <w:bottom w:val="single" w:color="D9D4CB" w:sz="4"/>
+              <w:right w:val="none" w:color="auto" w:sz="0"/>
+            </w:tcBorders>
+            <w:shd w:fill="FBFAF8" w:color="auto" w:val="clear"/>
+            <w:tcMar>
+              <w:top w:type="dxa" w:w="52"/>
+              <w:left w:type="dxa" w:w="100"/>
+              <w:bottom w:type="dxa" w:w="52"/>
+              <w:right w:type="dxa" w:w="100"/>
+            </w:tcMar>
+            <w:vAlign w:val="center"/>
+          </w:tcPr>
+          <w:p>
+            <w:pPr>
+              <w:spacing w:after="0" w:line="240" w:lineRule="auto"/>
+              <w:jc w:val="center"/>
+            </w:pPr>
+            <w:r>
+              <w:rPr>
+                <w:rFonts w:ascii="Arial" w:cs="Arial" w:eastAsia="Arial" w:hAnsi="Arial"/>
+                <w:b w:val="false"/>
+                <w:bCs w:val="false"/>
+                <w:i w:val="false"/>
+                <w:iCs w:val="false"/>
+                <w:color w:val="2A2E38"/>
+                <w:sz w:val="17"/>
+                <w:szCs w:val="17"/>
+              </w:rPr>
+              <w:t xml:space="preserve">первичка</w:t>
+            </w:r>
+          </w:p>
+        </w:tc>
+        <w:tc>
+          <w:tcPr>
+            <w:tcW w:type="dxa" w:w="860"/>
+            <w:tcBorders>
+              <w:top w:val="single" w:color="D9D4CB" w:sz="4"/>
+              <w:left w:val="none" w:color="auto" w:sz="0"/>
+              <w:bottom w:val="single" w:color="D9D4CB" w:sz="4"/>
+              <w:right w:val="none" w:color="auto" w:sz="0"/>
+            </w:tcBorders>
+            <w:shd w:fill="FBFAF8" w:color="auto" w:val="clear"/>
+            <w:tcMar>
+              <w:top w:type="dxa" w:w="52"/>
+              <w:left w:type="dxa" w:w="100"/>
+              <w:bottom w:type="dxa" w:w="52"/>
+              <w:right w:type="dxa" w:w="100"/>
+            </w:tcMar>
+            <w:vAlign w:val="center"/>
+          </w:tcPr>
+          <w:p>
+            <w:pPr>
+              <w:spacing w:after="0" w:line="240" w:lineRule="auto"/>
+              <w:jc w:val="center"/>
+            </w:pPr>
+            <w:r>
+              <w:rPr>
+                <w:rFonts w:ascii="Arial" w:cs="Arial" w:eastAsia="Arial" w:hAnsi="Arial"/>
+                <w:b w:val="false"/>
+                <w:bCs w:val="false"/>
+                <w:i w:val="false"/>
+                <w:iCs w:val="false"/>
+                <w:color w:val="2A2E38"/>
+                <w:sz w:val="17"/>
+                <w:szCs w:val="17"/>
+              </w:rPr>
+              <w:t xml:space="preserve">21</w:t>
+            </w:r>
+          </w:p>
+        </w:tc>
+        <w:tc>
+          <w:tcPr>
+            <w:tcW w:type="dxa" w:w="1300"/>
+            <w:tcBorders>
+              <w:top w:val="single" w:color="D9D4CB" w:sz="4"/>
+              <w:left w:val="none" w:color="auto" w:sz="0"/>
+              <w:bottom w:val="single" w:color="D9D4CB" w:sz="4"/>
+              <w:right w:val="none" w:color="auto" w:sz="0"/>
+            </w:tcBorders>
+            <w:shd w:fill="FBFAF8" w:color="auto" w:val="clear"/>
+            <w:tcMar>
+              <w:top w:type="dxa" w:w="52"/>
+              <w:left w:type="dxa" w:w="100"/>
+              <w:bottom w:type="dxa" w:w="52"/>
+              <w:right w:type="dxa" w:w="100"/>
+            </w:tcMar>
+            <w:vAlign w:val="center"/>
+          </w:tcPr>
+          <w:p>
+            <w:pPr>
+              <w:spacing w:after="0" w:line="240" w:lineRule="auto"/>
+              <w:jc w:val="center"/>
+            </w:pPr>
+            <w:r>
+              <w:rPr>
+                <w:rFonts w:ascii="Arial" w:cs="Arial" w:eastAsia="Arial" w:hAnsi="Arial"/>
+                <w:b w:val="false"/>
+                <w:bCs w:val="false"/>
+                <w:i w:val="false"/>
+                <w:iCs w:val="false"/>
+                <w:color w:val="2A2E38"/>
+                <w:sz w:val="17"/>
+                <w:szCs w:val="17"/>
+              </w:rPr>
+              <w:t xml:space="preserve">61,7–185,0</w:t>
+            </w:r>
+          </w:p>
+        </w:tc>
+        <w:tc>
+          <w:tcPr>
+            <w:tcW w:type="dxa" w:w="1420"/>
+            <w:tcBorders>
+              <w:top w:val="single" w:color="D9D4CB" w:sz="4"/>
+              <w:left w:val="none" w:color="auto" w:sz="0"/>
+              <w:bottom w:val="single" w:color="D9D4CB" w:sz="4"/>
+              <w:right w:val="none" w:color="auto" w:sz="0"/>
+            </w:tcBorders>
+            <w:shd w:fill="FBFAF8" w:color="auto" w:val="clear"/>
+            <w:tcMar>
+              <w:top w:type="dxa" w:w="52"/>
+              <w:left w:type="dxa" w:w="100"/>
+              <w:bottom w:type="dxa" w:w="52"/>
+              <w:right w:type="dxa" w:w="100"/>
+            </w:tcMar>
+            <w:vAlign w:val="center"/>
+          </w:tcPr>
+          <w:p>
+            <w:pPr>
+              <w:spacing w:after="0" w:line="240" w:lineRule="auto"/>
+              <w:jc w:val="center"/>
+            </w:pPr>
+            <w:r>
+              <w:rPr>
+                <w:rFonts w:ascii="Arial" w:cs="Arial" w:eastAsia="Arial" w:hAnsi="Arial"/>
+                <w:b w:val="false"/>
+                <w:bCs w:val="false"/>
+                <w:i w:val="false"/>
+                <w:iCs w:val="false"/>
+                <w:color w:val="2A2E38"/>
+                <w:sz w:val="17"/>
+                <w:szCs w:val="17"/>
+              </w:rPr>
+              <w:t xml:space="preserve">209,2–703,0</w:t>
+            </w:r>
+          </w:p>
+        </w:tc>
+        <w:tc>
+          <w:tcPr>
+            <w:tcW w:type="dxa" w:w="2140"/>
+            <w:tcBorders>
+              <w:top w:val="single" w:color="D9D4CB" w:sz="4"/>
+              <w:left w:val="none" w:color="auto" w:sz="0"/>
+              <w:bottom w:val="single" w:color="D9D4CB" w:sz="4"/>
+              <w:right w:val="none" w:color="auto" w:sz="0"/>
+            </w:tcBorders>
+            <w:shd w:fill="FBFAF8" w:color="auto" w:val="clear"/>
+            <w:tcMar>
+              <w:top w:type="dxa" w:w="52"/>
+              <w:left w:type="dxa" w:w="100"/>
+              <w:bottom w:type="dxa" w:w="52"/>
+              <w:right w:type="dxa" w:w="100"/>
+            </w:tcMar>
+            <w:vAlign w:val="center"/>
+          </w:tcPr>
+          <w:p>
+            <w:pPr>
+              <w:spacing w:after="0" w:line="240" w:lineRule="auto"/>
+              <w:jc w:val="center"/>
+            </w:pPr>
+            <w:r>
+              <w:rPr>
+                <w:rFonts w:ascii="Arial" w:cs="Arial" w:eastAsia="Arial" w:hAnsi="Arial"/>
+                <w:b w:val="false"/>
+                <w:bCs w:val="false"/>
+                <w:i w:val="false"/>
+                <w:iCs w:val="false"/>
+                <w:color w:val="2A2E38"/>
+                <w:sz w:val="17"/>
+                <w:szCs w:val="17"/>
+              </w:rPr>
+              <w:t xml:space="preserve">2 325 000–4 950 000</w:t>
+            </w:r>
+          </w:p>
+        </w:tc>
+        <w:tc>
+          <w:tcPr>
+            <w:tcW w:type="dxa" w:w="1238"/>
+            <w:tcBorders>
+              <w:top w:val="single" w:color="D9D4CB" w:sz="4"/>
+              <w:left w:val="none" w:color="auto" w:sz="0"/>
+              <w:bottom w:val="single" w:color="D9D4CB" w:sz="4"/>
+              <w:right w:val="none" w:color="auto" w:sz="0"/>
+            </w:tcBorders>
+            <w:shd w:fill="FBFAF8" w:color="auto" w:val="clear"/>
+            <w:tcMar>
+              <w:top w:type="dxa" w:w="52"/>
+              <w:left w:type="dxa" w:w="100"/>
+              <w:bottom w:type="dxa" w:w="52"/>
+              <w:right w:type="dxa" w:w="100"/>
+            </w:tcMar>
+            <w:vAlign w:val="center"/>
+          </w:tcPr>
+          <w:p>
+            <w:pPr>
+              <w:spacing w:after="0" w:line="240" w:lineRule="auto"/>
+              <w:jc w:val="center"/>
+            </w:pPr>
+            <w:r>
+              <w:rPr>
+                <w:rFonts w:ascii="Arial" w:cs="Arial" w:eastAsia="Arial" w:hAnsi="Arial"/>
+                <w:b w:val="false"/>
+                <w:bCs w:val="false"/>
+                <w:i w:val="false"/>
+                <w:iCs w:val="false"/>
+                <w:color w:val="2A2E38"/>
+                <w:sz w:val="17"/>
+                <w:szCs w:val="17"/>
+              </w:rPr>
+              <w:t xml:space="preserve">3 155 131</w:t>
+            </w:r>
+          </w:p>
+        </w:tc>
+      </w:tr>
+      <w:tr>
+        <w:tc>
+          <w:tcPr>
+            <w:tcW w:type="dxa" w:w="1500"/>
+            <w:tcBorders>
+              <w:top w:val="single" w:color="D9D4CB" w:sz="4"/>
+              <w:left w:val="none" w:color="auto" w:sz="0"/>
+              <w:bottom w:val="single" w:color="D9D4CB" w:sz="4"/>
+              <w:right w:val="none" w:color="auto" w:sz="0"/>
+            </w:tcBorders>
+            <w:tcMar>
+              <w:top w:type="dxa" w:w="52"/>
+              <w:left w:type="dxa" w:w="100"/>
+              <w:bottom w:type="dxa" w:w="52"/>
+              <w:right w:type="dxa" w:w="100"/>
+            </w:tcMar>
+            <w:vAlign w:val="center"/>
+          </w:tcPr>
+          <w:p>
+            <w:pPr>
+              <w:spacing w:after="0" w:line="240" w:lineRule="auto"/>
+              <w:jc w:val="left"/>
+            </w:pPr>
+            <w:r>
+              <w:rPr>
+                <w:rFonts w:ascii="Arial" w:cs="Arial" w:eastAsia="Arial" w:hAnsi="Arial"/>
+                <w:b/>
+                <w:bCs/>
+                <w:i w:val="false"/>
+                <w:iCs w:val="false"/>
+                <w:color w:val="2A2E38"/>
+                <w:sz w:val="17"/>
+                <w:szCs w:val="17"/>
+              </w:rPr>
+              <w:t xml:space="preserve">ФАНТОМ</w:t>
+            </w:r>
+          </w:p>
+        </w:tc>
+        <w:tc>
+          <w:tcPr>
+            <w:tcW w:type="dxa" w:w="1180"/>
+            <w:tcBorders>
+              <w:top w:val="single" w:color="D9D4CB" w:sz="4"/>
+              <w:left w:val="none" w:color="auto" w:sz="0"/>
+              <w:bottom w:val="single" w:color="D9D4CB" w:sz="4"/>
+              <w:right w:val="none" w:color="auto" w:sz="0"/>
+            </w:tcBorders>
+            <w:tcMar>
+              <w:top w:type="dxa" w:w="52"/>
+              <w:left w:type="dxa" w:w="100"/>
+              <w:bottom w:type="dxa" w:w="52"/>
+              <w:right w:type="dxa" w:w="100"/>
+            </w:tcMar>
+            <w:vAlign w:val="center"/>
+          </w:tcPr>
+          <w:p>
+            <w:pPr>
+              <w:spacing w:after="0" w:line="240" w:lineRule="auto"/>
+              <w:jc w:val="center"/>
+            </w:pPr>
+            <w:r>
+              <w:rPr>
+                <w:rFonts w:ascii="Arial" w:cs="Arial" w:eastAsia="Arial" w:hAnsi="Arial"/>
+                <w:b w:val="false"/>
+                <w:bCs w:val="false"/>
+                <w:i w:val="false"/>
+                <w:iCs w:val="false"/>
+                <w:color w:val="2A2E38"/>
+                <w:sz w:val="17"/>
+                <w:szCs w:val="17"/>
+              </w:rPr>
+              <w:t xml:space="preserve">первичка</w:t>
+            </w:r>
+          </w:p>
+        </w:tc>
+        <w:tc>
+          <w:tcPr>
+            <w:tcW w:type="dxa" w:w="860"/>
+            <w:tcBorders>
+              <w:top w:val="single" w:color="D9D4CB" w:sz="4"/>
+              <w:left w:val="none" w:color="auto" w:sz="0"/>
+              <w:bottom w:val="single" w:color="D9D4CB" w:sz="4"/>
+              <w:right w:val="none" w:color="auto" w:sz="0"/>
+            </w:tcBorders>
+            <w:tcMar>
+              <w:top w:type="dxa" w:w="52"/>
+              <w:left w:type="dxa" w:w="100"/>
+              <w:bottom w:type="dxa" w:w="52"/>
+              <w:right w:type="dxa" w:w="100"/>
+            </w:tcMar>
+            <w:vAlign w:val="center"/>
+          </w:tcPr>
+          <w:p>
+            <w:pPr>
+              <w:spacing w:after="0" w:line="240" w:lineRule="auto"/>
+              <w:jc w:val="center"/>
+            </w:pPr>
+            <w:r>
+              <w:rPr>
+                <w:rFonts w:ascii="Arial" w:cs="Arial" w:eastAsia="Arial" w:hAnsi="Arial"/>
+                <w:b w:val="false"/>
+                <w:bCs w:val="false"/>
+                <w:i w:val="false"/>
+                <w:iCs w:val="false"/>
+                <w:color w:val="2A2E38"/>
+                <w:sz w:val="17"/>
+                <w:szCs w:val="17"/>
+              </w:rPr>
+              <w:t xml:space="preserve">36</w:t>
+            </w:r>
+          </w:p>
+        </w:tc>
+        <w:tc>
+          <w:tcPr>
+            <w:tcW w:type="dxa" w:w="1300"/>
+            <w:tcBorders>
+              <w:top w:val="single" w:color="D9D4CB" w:sz="4"/>
+              <w:left w:val="none" w:color="auto" w:sz="0"/>
+              <w:bottom w:val="single" w:color="D9D4CB" w:sz="4"/>
+              <w:right w:val="none" w:color="auto" w:sz="0"/>
+            </w:tcBorders>
+            <w:tcMar>
+              <w:top w:type="dxa" w:w="52"/>
+              <w:left w:type="dxa" w:w="100"/>
+              <w:bottom w:type="dxa" w:w="52"/>
+              <w:right w:type="dxa" w:w="100"/>
+            </w:tcMar>
+            <w:vAlign w:val="center"/>
+          </w:tcPr>
+          <w:p>
+            <w:pPr>
+              <w:spacing w:after="0" w:line="240" w:lineRule="auto"/>
+              <w:jc w:val="center"/>
+            </w:pPr>
+            <w:r>
+              <w:rPr>
+                <w:rFonts w:ascii="Arial" w:cs="Arial" w:eastAsia="Arial" w:hAnsi="Arial"/>
+                <w:b w:val="false"/>
+                <w:bCs w:val="false"/>
+                <w:i w:val="false"/>
+                <w:iCs w:val="false"/>
+                <w:color w:val="2A2E38"/>
+                <w:sz w:val="17"/>
+                <w:szCs w:val="17"/>
+              </w:rPr>
+              <w:t xml:space="preserve">67,5–189,9</w:t>
+            </w:r>
+          </w:p>
+        </w:tc>
+        <w:tc>
+          <w:tcPr>
+            <w:tcW w:type="dxa" w:w="1420"/>
+            <w:tcBorders>
+              <w:top w:val="single" w:color="D9D4CB" w:sz="4"/>
+              <w:left w:val="none" w:color="auto" w:sz="0"/>
+              <w:bottom w:val="single" w:color="D9D4CB" w:sz="4"/>
+              <w:right w:val="none" w:color="auto" w:sz="0"/>
+            </w:tcBorders>
+            <w:tcMar>
+              <w:top w:type="dxa" w:w="52"/>
+              <w:left w:type="dxa" w:w="100"/>
+              <w:bottom w:type="dxa" w:w="52"/>
+              <w:right w:type="dxa" w:w="100"/>
+            </w:tcMar>
+            <w:vAlign w:val="center"/>
+          </w:tcPr>
+          <w:p>
+            <w:pPr>
+              <w:spacing w:after="0" w:line="240" w:lineRule="auto"/>
+              <w:jc w:val="center"/>
+            </w:pPr>
+            <w:r>
+              <w:rPr>
+                <w:rFonts w:ascii="Arial" w:cs="Arial" w:eastAsia="Arial" w:hAnsi="Arial"/>
+                <w:b w:val="false"/>
+                <w:bCs w:val="false"/>
+                <w:i w:val="false"/>
+                <w:iCs w:val="false"/>
+                <w:color w:val="2A2E38"/>
+                <w:sz w:val="17"/>
+                <w:szCs w:val="17"/>
+              </w:rPr>
+              <w:t xml:space="preserve">135,0–518,4</w:t>
+            </w:r>
+          </w:p>
+        </w:tc>
+        <w:tc>
+          <w:tcPr>
+            <w:tcW w:type="dxa" w:w="2140"/>
+            <w:tcBorders>
+              <w:top w:val="single" w:color="D9D4CB" w:sz="4"/>
+              <w:left w:val="none" w:color="auto" w:sz="0"/>
+              <w:bottom w:val="single" w:color="D9D4CB" w:sz="4"/>
+              <w:right w:val="none" w:color="auto" w:sz="0"/>
+            </w:tcBorders>
+            <w:tcMar>
+              <w:top w:type="dxa" w:w="52"/>
+              <w:left w:type="dxa" w:w="100"/>
+              <w:bottom w:type="dxa" w:w="52"/>
+              <w:right w:type="dxa" w:w="100"/>
+            </w:tcMar>
+            <w:vAlign w:val="center"/>
+          </w:tcPr>
+          <w:p>
+            <w:pPr>
+              <w:spacing w:after="0" w:line="240" w:lineRule="auto"/>
+              <w:jc w:val="center"/>
+            </w:pPr>
+            <w:r>
+              <w:rPr>
+                <w:rFonts w:ascii="Arial" w:cs="Arial" w:eastAsia="Arial" w:hAnsi="Arial"/>
+                <w:b w:val="false"/>
+                <w:bCs w:val="false"/>
+                <w:i w:val="false"/>
+                <w:iCs w:val="false"/>
+                <w:color w:val="2A2E38"/>
+                <w:sz w:val="17"/>
+                <w:szCs w:val="17"/>
+              </w:rPr>
+              <w:t xml:space="preserve">1 680 000–3 280 000</w:t>
+            </w:r>
+          </w:p>
+        </w:tc>
+        <w:tc>
+          <w:tcPr>
+            <w:tcW w:type="dxa" w:w="1238"/>
+            <w:tcBorders>
+              <w:top w:val="single" w:color="D9D4CB" w:sz="4"/>
+              <w:left w:val="none" w:color="auto" w:sz="0"/>
+              <w:bottom w:val="single" w:color="D9D4CB" w:sz="4"/>
+              <w:right w:val="none" w:color="auto" w:sz="0"/>
+            </w:tcBorders>
+            <w:tcMar>
+              <w:top w:type="dxa" w:w="52"/>
+              <w:left w:type="dxa" w:w="100"/>
+              <w:bottom w:type="dxa" w:w="52"/>
+              <w:right w:type="dxa" w:w="100"/>
+            </w:tcMar>
+            <w:vAlign w:val="center"/>
+          </w:tcPr>
+          <w:p>
+            <w:pPr>
+              <w:spacing w:after="0" w:line="240" w:lineRule="auto"/>
+              <w:jc w:val="center"/>
+            </w:pPr>
+            <w:r>
+              <w:rPr>
+                <w:rFonts w:ascii="Arial" w:cs="Arial" w:eastAsia="Arial" w:hAnsi="Arial"/>
+                <w:b w:val="false"/>
+                <w:bCs w:val="false"/>
+                <w:i w:val="false"/>
+                <w:iCs w:val="false"/>
+                <w:color w:val="2A2E38"/>
+                <w:sz w:val="17"/>
+                <w:szCs w:val="17"/>
+              </w:rPr>
+              <w:t xml:space="preserve">2 336 176</w:t>
+            </w:r>
+          </w:p>
+        </w:tc>
+      </w:tr>
+      <w:tr>
+        <w:tc>
+          <w:tcPr>
+            <w:tcW w:type="dxa" w:w="1500"/>
+            <w:tcBorders>
+              <w:top w:val="single" w:color="D9D4CB" w:sz="4"/>
+              <w:left w:val="none" w:color="auto" w:sz="0"/>
+              <w:bottom w:val="single" w:color="D9D4CB" w:sz="4"/>
+              <w:right w:val="none" w:color="auto" w:sz="0"/>
+            </w:tcBorders>
+            <w:shd w:fill="FBFAF8" w:color="auto" w:val="clear"/>
+            <w:tcMar>
+              <w:top w:type="dxa" w:w="52"/>
+              <w:left w:type="dxa" w:w="100"/>
+              <w:bottom w:type="dxa" w:w="52"/>
+              <w:right w:type="dxa" w:w="100"/>
+            </w:tcMar>
+            <w:vAlign w:val="center"/>
+          </w:tcPr>
+          <w:p>
+            <w:pPr>
+              <w:spacing w:after="0" w:line="240" w:lineRule="auto"/>
+              <w:jc w:val="left"/>
+            </w:pPr>
+            <w:r>
+              <w:rPr>
+                <w:rFonts w:ascii="Arial" w:cs="Arial" w:eastAsia="Arial" w:hAnsi="Arial"/>
+                <w:b/>
+                <w:bCs/>
+                <w:i w:val="false"/>
+                <w:iCs w:val="false"/>
+                <w:color w:val="2A2E38"/>
+                <w:sz w:val="17"/>
+                <w:szCs w:val="17"/>
+              </w:rPr>
+              <w:t xml:space="preserve">Zvonarsky Deluxe</w:t>
+            </w:r>
+          </w:p>
+        </w:tc>
+        <w:tc>
+          <w:tcPr>
+            <w:tcW w:type="dxa" w:w="1180"/>
+            <w:tcBorders>
+              <w:top w:val="single" w:color="D9D4CB" w:sz="4"/>
+              <w:left w:val="none" w:color="auto" w:sz="0"/>
+              <w:bottom w:val="single" w:color="D9D4CB" w:sz="4"/>
+              <w:right w:val="none" w:color="auto" w:sz="0"/>
+            </w:tcBorders>
+            <w:shd w:fill="FBFAF8" w:color="auto" w:val="clear"/>
+            <w:tcMar>
+              <w:top w:type="dxa" w:w="52"/>
+              <w:left w:type="dxa" w:w="100"/>
+              <w:bottom w:type="dxa" w:w="52"/>
+              <w:right w:type="dxa" w:w="100"/>
+            </w:tcMar>
+            <w:vAlign w:val="center"/>
+          </w:tcPr>
+          <w:p>
+            <w:pPr>
+              <w:spacing w:after="0" w:line="240" w:lineRule="auto"/>
+              <w:jc w:val="center"/>
+            </w:pPr>
+            <w:r>
+              <w:rPr>
+                <w:rFonts w:ascii="Arial" w:cs="Arial" w:eastAsia="Arial" w:hAnsi="Arial"/>
+                <w:b w:val="false"/>
+                <w:bCs w:val="false"/>
+                <w:i w:val="false"/>
+                <w:iCs w:val="false"/>
+                <w:color w:val="2A2E38"/>
+                <w:sz w:val="17"/>
+                <w:szCs w:val="17"/>
+              </w:rPr>
+              <w:t xml:space="preserve">вторичка</w:t>
+            </w:r>
+          </w:p>
+        </w:tc>
+        <w:tc>
+          <w:tcPr>
+            <w:tcW w:type="dxa" w:w="860"/>
+            <w:tcBorders>
+              <w:top w:val="single" w:color="D9D4CB" w:sz="4"/>
+              <w:left w:val="none" w:color="auto" w:sz="0"/>
+              <w:bottom w:val="single" w:color="D9D4CB" w:sz="4"/>
+              <w:right w:val="none" w:color="auto" w:sz="0"/>
+            </w:tcBorders>
+            <w:shd w:fill="FBFAF8" w:color="auto" w:val="clear"/>
+            <w:tcMar>
+              <w:top w:type="dxa" w:w="52"/>
+              <w:left w:type="dxa" w:w="100"/>
+              <w:bottom w:type="dxa" w:w="52"/>
+              <w:right w:type="dxa" w:w="100"/>
+            </w:tcMar>
+            <w:vAlign w:val="center"/>
+          </w:tcPr>
+          <w:p>
+            <w:pPr>
+              <w:spacing w:after="0" w:line="240" w:lineRule="auto"/>
+              <w:jc w:val="center"/>
+            </w:pPr>
+            <w:r>
+              <w:rPr>
+                <w:rFonts w:ascii="Arial" w:cs="Arial" w:eastAsia="Arial" w:hAnsi="Arial"/>
+                <w:b w:val="false"/>
+                <w:bCs w:val="false"/>
+                <w:i w:val="false"/>
+                <w:iCs w:val="false"/>
+                <w:color w:val="2A2E38"/>
+                <w:sz w:val="17"/>
+                <w:szCs w:val="17"/>
+              </w:rPr>
+              <w:t xml:space="preserve">2</w:t>
+            </w:r>
+          </w:p>
+        </w:tc>
+        <w:tc>
+          <w:tcPr>
+            <w:tcW w:type="dxa" w:w="1300"/>
+            <w:tcBorders>
+              <w:top w:val="single" w:color="D9D4CB" w:sz="4"/>
+              <w:left w:val="none" w:color="auto" w:sz="0"/>
+              <w:bottom w:val="single" w:color="D9D4CB" w:sz="4"/>
+              <w:right w:val="none" w:color="auto" w:sz="0"/>
+            </w:tcBorders>
+            <w:shd w:fill="FBFAF8" w:color="auto" w:val="clear"/>
+            <w:tcMar>
+              <w:top w:type="dxa" w:w="52"/>
+              <w:left w:type="dxa" w:w="100"/>
+              <w:bottom w:type="dxa" w:w="52"/>
+              <w:right w:type="dxa" w:w="100"/>
+            </w:tcMar>
+            <w:vAlign w:val="center"/>
+          </w:tcPr>
+          <w:p>
+            <w:pPr>
+              <w:spacing w:after="0" w:line="240" w:lineRule="auto"/>
+              <w:jc w:val="center"/>
+            </w:pPr>
+            <w:r>
+              <w:rPr>
+                <w:rFonts w:ascii="Arial" w:cs="Arial" w:eastAsia="Arial" w:hAnsi="Arial"/>
+                <w:b w:val="false"/>
+                <w:bCs w:val="false"/>
+                <w:i w:val="false"/>
+                <w:iCs w:val="false"/>
+                <w:color w:val="2A2E38"/>
+                <w:sz w:val="17"/>
+                <w:szCs w:val="17"/>
+              </w:rPr>
+              <w:t xml:space="preserve">124,0–168,0</w:t>
+            </w:r>
+          </w:p>
+        </w:tc>
+        <w:tc>
+          <w:tcPr>
+            <w:tcW w:type="dxa" w:w="1420"/>
+            <w:tcBorders>
+              <w:top w:val="single" w:color="D9D4CB" w:sz="4"/>
+              <w:left w:val="none" w:color="auto" w:sz="0"/>
+              <w:bottom w:val="single" w:color="D9D4CB" w:sz="4"/>
+              <w:right w:val="none" w:color="auto" w:sz="0"/>
+            </w:tcBorders>
+            <w:shd w:fill="FBFAF8" w:color="auto" w:val="clear"/>
+            <w:tcMar>
+              <w:top w:type="dxa" w:w="52"/>
+              <w:left w:type="dxa" w:w="100"/>
+              <w:bottom w:type="dxa" w:w="52"/>
+              <w:right w:type="dxa" w:w="100"/>
+            </w:tcMar>
+            <w:vAlign w:val="center"/>
+          </w:tcPr>
+          <w:p>
+            <w:pPr>
+              <w:spacing w:after="0" w:line="240" w:lineRule="auto"/>
+              <w:jc w:val="center"/>
+            </w:pPr>
+            <w:r>
+              <w:rPr>
+                <w:rFonts w:ascii="Arial" w:cs="Arial" w:eastAsia="Arial" w:hAnsi="Arial"/>
+                <w:b w:val="false"/>
+                <w:bCs w:val="false"/>
+                <w:i w:val="false"/>
+                <w:iCs w:val="false"/>
+                <w:color w:val="2A2E38"/>
+                <w:sz w:val="17"/>
+                <w:szCs w:val="17"/>
+              </w:rPr>
+              <w:t xml:space="preserve">268,0–390,0</w:t>
+            </w:r>
+          </w:p>
+        </w:tc>
+        <w:tc>
+          <w:tcPr>
+            <w:tcW w:type="dxa" w:w="2140"/>
+            <w:tcBorders>
+              <w:top w:val="single" w:color="D9D4CB" w:sz="4"/>
+              <w:left w:val="none" w:color="auto" w:sz="0"/>
+              <w:bottom w:val="single" w:color="D9D4CB" w:sz="4"/>
+              <w:right w:val="none" w:color="auto" w:sz="0"/>
+            </w:tcBorders>
+            <w:shd w:fill="FBFAF8" w:color="auto" w:val="clear"/>
+            <w:tcMar>
+              <w:top w:type="dxa" w:w="52"/>
+              <w:left w:type="dxa" w:w="100"/>
+              <w:bottom w:type="dxa" w:w="52"/>
+              <w:right w:type="dxa" w:w="100"/>
+            </w:tcMar>
+            <w:vAlign w:val="center"/>
+          </w:tcPr>
+          <w:p>
+            <w:pPr>
+              <w:spacing w:after="0" w:line="240" w:lineRule="auto"/>
+              <w:jc w:val="center"/>
+            </w:pPr>
+            <w:r>
+              <w:rPr>
+                <w:rFonts w:ascii="Arial" w:cs="Arial" w:eastAsia="Arial" w:hAnsi="Arial"/>
+                <w:b w:val="false"/>
+                <w:bCs w:val="false"/>
+                <w:i w:val="false"/>
+                <w:iCs w:val="false"/>
+                <w:color w:val="2A2E38"/>
+                <w:sz w:val="17"/>
+                <w:szCs w:val="17"/>
+              </w:rPr>
+              <w:t xml:space="preserve">2 161 290–2 321 429</w:t>
+            </w:r>
+          </w:p>
+        </w:tc>
+        <w:tc>
+          <w:tcPr>
+            <w:tcW w:type="dxa" w:w="1238"/>
+            <w:tcBorders>
+              <w:top w:val="single" w:color="D9D4CB" w:sz="4"/>
+              <w:left w:val="none" w:color="auto" w:sz="0"/>
+              <w:bottom w:val="single" w:color="D9D4CB" w:sz="4"/>
+              <w:right w:val="none" w:color="auto" w:sz="0"/>
+            </w:tcBorders>
+            <w:shd w:fill="FBFAF8" w:color="auto" w:val="clear"/>
+            <w:tcMar>
+              <w:top w:type="dxa" w:w="52"/>
+              <w:left w:type="dxa" w:w="100"/>
+              <w:bottom w:type="dxa" w:w="52"/>
+              <w:right w:type="dxa" w:w="100"/>
+            </w:tcMar>
+            <w:vAlign w:val="center"/>
+          </w:tcPr>
+          <w:p>
+            <w:pPr>
+              <w:spacing w:after="0" w:line="240" w:lineRule="auto"/>
+              <w:jc w:val="center"/>
+            </w:pPr>
+            <w:r>
+              <w:rPr>
+                <w:rFonts w:ascii="Arial" w:cs="Arial" w:eastAsia="Arial" w:hAnsi="Arial"/>
+                <w:b w:val="false"/>
+                <w:bCs w:val="false"/>
+                <w:i w:val="false"/>
+                <w:iCs w:val="false"/>
+                <w:color w:val="2A2E38"/>
+                <w:sz w:val="17"/>
+                <w:szCs w:val="17"/>
+              </w:rPr>
+              <w:t xml:space="preserve">2 253 425</w:t>
+            </w:r>
+          </w:p>
+        </w:tc>
+      </w:tr>
+      <w:tr>
+        <w:tc>
+          <w:tcPr>
+            <w:tcW w:type="dxa" w:w="1500"/>
+            <w:tcBorders>
+              <w:top w:val="single" w:color="D9D4CB" w:sz="4"/>
+              <w:left w:val="none" w:color="auto" w:sz="0"/>
+              <w:bottom w:val="single" w:color="D9D4CB" w:sz="4"/>
+              <w:right w:val="none" w:color="auto" w:sz="0"/>
+            </w:tcBorders>
+            <w:tcMar>
+              <w:top w:type="dxa" w:w="52"/>
+              <w:left w:type="dxa" w:w="100"/>
+              <w:bottom w:type="dxa" w:w="52"/>
+              <w:right w:type="dxa" w:w="100"/>
+            </w:tcMar>
+            <w:vAlign w:val="center"/>
+          </w:tcPr>
+          <w:p>
+            <w:pPr>
+              <w:spacing w:after="0" w:line="240" w:lineRule="auto"/>
+              <w:jc w:val="left"/>
+            </w:pPr>
+            <w:r>
+              <w:rPr>
+                <w:rFonts w:ascii="Arial" w:cs="Arial" w:eastAsia="Arial" w:hAnsi="Arial"/>
+                <w:b/>
+                <w:bCs/>
+                <w:i w:val="false"/>
+                <w:iCs w:val="false"/>
+                <w:color w:val="2A2E38"/>
+                <w:sz w:val="17"/>
+                <w:szCs w:val="17"/>
+              </w:rPr>
+              <w:t xml:space="preserve">Дом Франка</w:t>
+            </w:r>
+          </w:p>
+        </w:tc>
+        <w:tc>
+          <w:tcPr>
+            <w:tcW w:type="dxa" w:w="1180"/>
+            <w:tcBorders>
+              <w:top w:val="single" w:color="D9D4CB" w:sz="4"/>
+              <w:left w:val="none" w:color="auto" w:sz="0"/>
+              <w:bottom w:val="single" w:color="D9D4CB" w:sz="4"/>
+              <w:right w:val="none" w:color="auto" w:sz="0"/>
+            </w:tcBorders>
+            <w:tcMar>
+              <w:top w:type="dxa" w:w="52"/>
+              <w:left w:type="dxa" w:w="100"/>
+              <w:bottom w:type="dxa" w:w="52"/>
+              <w:right w:type="dxa" w:w="100"/>
+            </w:tcMar>
+            <w:vAlign w:val="center"/>
+          </w:tcPr>
+          <w:p>
+            <w:pPr>
+              <w:spacing w:after="0" w:line="240" w:lineRule="auto"/>
+              <w:jc w:val="center"/>
+            </w:pPr>
+            <w:r>
+              <w:rPr>
+                <w:rFonts w:ascii="Arial" w:cs="Arial" w:eastAsia="Arial" w:hAnsi="Arial"/>
+                <w:b w:val="false"/>
+                <w:bCs w:val="false"/>
+                <w:i w:val="false"/>
+                <w:iCs w:val="false"/>
+                <w:color w:val="2A2E38"/>
+                <w:sz w:val="17"/>
+                <w:szCs w:val="17"/>
+              </w:rPr>
+              <w:t xml:space="preserve">первичка</w:t>
+            </w:r>
+          </w:p>
+        </w:tc>
+        <w:tc>
+          <w:tcPr>
+            <w:tcW w:type="dxa" w:w="860"/>
+            <w:tcBorders>
+              <w:top w:val="single" w:color="D9D4CB" w:sz="4"/>
+              <w:left w:val="none" w:color="auto" w:sz="0"/>
+              <w:bottom w:val="single" w:color="D9D4CB" w:sz="4"/>
+              <w:right w:val="none" w:color="auto" w:sz="0"/>
+            </w:tcBorders>
+            <w:tcMar>
+              <w:top w:type="dxa" w:w="52"/>
+              <w:left w:type="dxa" w:w="100"/>
+              <w:bottom w:type="dxa" w:w="52"/>
+              <w:right w:type="dxa" w:w="100"/>
+            </w:tcMar>
+            <w:vAlign w:val="center"/>
+          </w:tcPr>
+          <w:p>
+            <w:pPr>
+              <w:spacing w:after="0" w:line="240" w:lineRule="auto"/>
+              <w:jc w:val="center"/>
+            </w:pPr>
+            <w:r>
+              <w:rPr>
+                <w:rFonts w:ascii="Arial" w:cs="Arial" w:eastAsia="Arial" w:hAnsi="Arial"/>
+                <w:b w:val="false"/>
+                <w:bCs w:val="false"/>
+                <w:i w:val="false"/>
+                <w:iCs w:val="false"/>
+                <w:color w:val="2A2E38"/>
+                <w:sz w:val="17"/>
+                <w:szCs w:val="17"/>
+              </w:rPr>
+              <w:t xml:space="preserve">21</w:t>
+            </w:r>
+          </w:p>
+        </w:tc>
+        <w:tc>
+          <w:tcPr>
+            <w:tcW w:type="dxa" w:w="1300"/>
+            <w:tcBorders>
+              <w:top w:val="single" w:color="D9D4CB" w:sz="4"/>
+              <w:left w:val="none" w:color="auto" w:sz="0"/>
+              <w:bottom w:val="single" w:color="D9D4CB" w:sz="4"/>
+              <w:right w:val="none" w:color="auto" w:sz="0"/>
+            </w:tcBorders>
+            <w:tcMar>
+              <w:top w:type="dxa" w:w="52"/>
+              <w:left w:type="dxa" w:w="100"/>
+              <w:bottom w:type="dxa" w:w="52"/>
+              <w:right w:type="dxa" w:w="100"/>
+            </w:tcMar>
+            <w:vAlign w:val="center"/>
+          </w:tcPr>
+          <w:p>
+            <w:pPr>
+              <w:spacing w:after="0" w:line="240" w:lineRule="auto"/>
+              <w:jc w:val="center"/>
+            </w:pPr>
+            <w:r>
+              <w:rPr>
+                <w:rFonts w:ascii="Arial" w:cs="Arial" w:eastAsia="Arial" w:hAnsi="Arial"/>
+                <w:b w:val="false"/>
+                <w:bCs w:val="false"/>
+                <w:i w:val="false"/>
+                <w:iCs w:val="false"/>
+                <w:color w:val="2A2E38"/>
+                <w:sz w:val="17"/>
+                <w:szCs w:val="17"/>
+              </w:rPr>
+              <w:t xml:space="preserve">62,3–168,2</w:t>
+            </w:r>
+          </w:p>
+        </w:tc>
+        <w:tc>
+          <w:tcPr>
+            <w:tcW w:type="dxa" w:w="1420"/>
+            <w:tcBorders>
+              <w:top w:val="single" w:color="D9D4CB" w:sz="4"/>
+              <w:left w:val="none" w:color="auto" w:sz="0"/>
+              <w:bottom w:val="single" w:color="D9D4CB" w:sz="4"/>
+              <w:right w:val="none" w:color="auto" w:sz="0"/>
+            </w:tcBorders>
+            <w:tcMar>
+              <w:top w:type="dxa" w:w="52"/>
+              <w:left w:type="dxa" w:w="100"/>
+              <w:bottom w:type="dxa" w:w="52"/>
+              <w:right w:type="dxa" w:w="100"/>
+            </w:tcMar>
+            <w:vAlign w:val="center"/>
+          </w:tcPr>
+          <w:p>
+            <w:pPr>
+              <w:spacing w:after="0" w:line="240" w:lineRule="auto"/>
+              <w:jc w:val="center"/>
+            </w:pPr>
+            <w:r>
+              <w:rPr>
+                <w:rFonts w:ascii="Arial" w:cs="Arial" w:eastAsia="Arial" w:hAnsi="Arial"/>
+                <w:b w:val="false"/>
+                <w:bCs w:val="false"/>
+                <w:i w:val="false"/>
+                <w:iCs w:val="false"/>
+                <w:color w:val="2A2E38"/>
+                <w:sz w:val="17"/>
+                <w:szCs w:val="17"/>
+              </w:rPr>
+              <w:t xml:space="preserve">116,7–329,8</w:t>
+            </w:r>
+          </w:p>
+        </w:tc>
+        <w:tc>
+          <w:tcPr>
+            <w:tcW w:type="dxa" w:w="2140"/>
+            <w:tcBorders>
+              <w:top w:val="single" w:color="D9D4CB" w:sz="4"/>
+              <w:left w:val="none" w:color="auto" w:sz="0"/>
+              <w:bottom w:val="single" w:color="D9D4CB" w:sz="4"/>
+              <w:right w:val="none" w:color="auto" w:sz="0"/>
+            </w:tcBorders>
+            <w:tcMar>
+              <w:top w:type="dxa" w:w="52"/>
+              <w:left w:type="dxa" w:w="100"/>
+              <w:bottom w:type="dxa" w:w="52"/>
+              <w:right w:type="dxa" w:w="100"/>
+            </w:tcMar>
+            <w:vAlign w:val="center"/>
+          </w:tcPr>
+          <w:p>
+            <w:pPr>
+              <w:spacing w:after="0" w:line="240" w:lineRule="auto"/>
+              <w:jc w:val="center"/>
+            </w:pPr>
+            <w:r>
+              <w:rPr>
+                <w:rFonts w:ascii="Arial" w:cs="Arial" w:eastAsia="Arial" w:hAnsi="Arial"/>
+                <w:b w:val="false"/>
+                <w:bCs w:val="false"/>
+                <w:i w:val="false"/>
+                <w:iCs w:val="false"/>
+                <w:color w:val="2A2E38"/>
+                <w:sz w:val="17"/>
+                <w:szCs w:val="17"/>
+              </w:rPr>
+              <w:t xml:space="preserve">1 363 068–2 230 641</w:t>
+            </w:r>
+          </w:p>
+        </w:tc>
+        <w:tc>
+          <w:tcPr>
+            <w:tcW w:type="dxa" w:w="1238"/>
+            <w:tcBorders>
+              <w:top w:val="single" w:color="D9D4CB" w:sz="4"/>
+              <w:left w:val="none" w:color="auto" w:sz="0"/>
+              <w:bottom w:val="single" w:color="D9D4CB" w:sz="4"/>
+              <w:right w:val="none" w:color="auto" w:sz="0"/>
+            </w:tcBorders>
+            <w:tcMar>
+              <w:top w:type="dxa" w:w="52"/>
+              <w:left w:type="dxa" w:w="100"/>
+              <w:bottom w:type="dxa" w:w="52"/>
+              <w:right w:type="dxa" w:w="100"/>
+            </w:tcMar>
+            <w:vAlign w:val="center"/>
+          </w:tcPr>
+          <w:p>
+            <w:pPr>
+              <w:spacing w:after="0" w:line="240" w:lineRule="auto"/>
+              <w:jc w:val="center"/>
+            </w:pPr>
+            <w:r>
+              <w:rPr>
+                <w:rFonts w:ascii="Arial" w:cs="Arial" w:eastAsia="Arial" w:hAnsi="Arial"/>
+                <w:b w:val="false"/>
+                <w:bCs w:val="false"/>
+                <w:i w:val="false"/>
+                <w:iCs w:val="false"/>
+                <w:color w:val="2A2E38"/>
+                <w:sz w:val="17"/>
+                <w:szCs w:val="17"/>
+              </w:rPr>
+              <w:t xml:space="preserve">1 779 314</w:t>
+            </w:r>
+          </w:p>
+        </w:tc>
+      </w:tr>
+    </w:tbl>
+    <w:p>
+      <w:pPr>
+        <w:spacing w:after="30"/>
+      </w:pPr>
+      <w:r>
+        <w:rPr>
+          <w:rFonts w:ascii="Arial" w:cs="Arial" w:eastAsia="Arial" w:hAnsi="Arial"/>
+          <w:b w:val="false"/>
+          <w:bCs w:val="false"/>
+          <w:i w:val="false"/>
+          <w:iCs w:val="false"/>
+          <w:color w:val="2A2E38"/>
+          <w:sz w:val="19"/>
+          <w:szCs w:val="19"/>
+        </w:rPr>
+        <w:t xml:space="preserve"/>
+      </w:r>
+    </w:p>
+    <w:p>
+      <w:pPr>
+        <w:spacing w:after="60" w:line="230" w:lineRule="auto"/>
+        <w:ind w:right="1560"/>
+      </w:pPr>
+      <w:r>
+        <w:rPr>
+          <w:rFonts w:ascii="Arial" w:cs="Arial" w:eastAsia="Arial" w:hAnsi="Arial"/>
+          <w:b w:val="false"/>
+          <w:bCs w:val="false"/>
+          <w:i w:val="false"/>
+          <w:iCs w:val="false"/>
+          <w:color w:val="70788A"/>
+          <w:sz w:val="15"/>
+          <w:szCs w:val="15"/>
+        </w:rPr>
+        <w:t xml:space="preserve">Средняя цена за м² — средневзвешенная по площади. Выборка Zvonarsky Deluxe — всего 2 лота, оценка по нему индикативна.</w:t>
+      </w:r>
+    </w:p>
+    <w:p>
+      <w:pPr>
+        <w:spacing w:after="110" w:before="170"/>
+      </w:pPr>
+      <w:r>
+        <w:rPr>
+          <w:rFonts w:ascii="Georgia" w:cs="Georgia" w:eastAsia="Georgia" w:hAnsi="Georgia"/>
+          <w:b/>
+          <w:bCs/>
+          <w:i w:val="false"/>
+          <w:iCs w:val="false"/>
+          <w:color w:val="1F2A44"/>
+          <w:sz w:val="24"/>
+          <w:szCs w:val="24"/>
+        </w:rPr>
+        <w:t xml:space="preserve">Уровень отделки</w:t>
+      </w:r>
+    </w:p>
+    <w:tbl>
+      <w:tblPr>
+        <w:tblW w:type="dxa" w:w="9638"/>
+        <w:tblBorders>
+          <w:top w:val="single" w:color="auto" w:sz="4"/>
+          <w:left w:val="single" w:color="auto" w:sz="4"/>
+          <w:bottom w:val="single" w:color="auto" w:sz="4"/>
+          <w:right w:val="single" w:color="auto" w:sz="4"/>
+          <w:insideH w:val="single" w:color="auto" w:sz="4"/>
+          <w:insideV w:val="single" w:color="auto" w:sz="4"/>
+        </w:tblBorders>
+      </w:tblPr>
+      <w:tblGrid>
+        <w:gridCol w:w="1620"/>
+        <w:gridCol w:w="2020"/>
+        <w:gridCol w:w="1980"/>
+        <w:gridCol w:w="2100"/>
+        <w:gridCol w:w="1918"/>
+      </w:tblGrid>
+      <w:tr>
+        <w:trPr>
+          <w:tblHeader/>
+        </w:trPr>
+        <w:tc>
+          <w:tcPr>
+            <w:tcW w:type="dxa" w:w="1620"/>
+            <w:tcBorders>
+              <w:top w:val="single" w:color="1F2A44" w:sz="4"/>
+              <w:left w:val="none" w:color="auto" w:sz="0"/>
+              <w:bottom w:val="single" w:color="D9D4CB" w:sz="4"/>
+              <w:right w:val="none" w:color="auto" w:sz="0"/>
+            </w:tcBorders>
+            <w:shd w:fill="1F2A44" w:color="auto" w:val="clear"/>
+            <w:tcMar>
+              <w:top w:type="dxa" w:w="52"/>
+              <w:left w:type="dxa" w:w="100"/>
+              <w:bottom w:type="dxa" w:w="52"/>
+              <w:right w:type="dxa" w:w="100"/>
+            </w:tcMar>
+            <w:vAlign w:val="center"/>
+          </w:tcPr>
+          <w:p>
+            <w:pPr>
+              <w:spacing w:after="0" w:line="240" w:lineRule="auto"/>
+              <w:jc w:val="left"/>
+            </w:pPr>
+            <w:r>
+              <w:rPr>
+                <w:rFonts w:ascii="Arial" w:cs="Arial" w:eastAsia="Arial" w:hAnsi="Arial"/>
+                <w:b/>
+                <w:bCs/>
+                <w:i w:val="false"/>
+                <w:iCs w:val="false"/>
+                <w:color w:val="FFFFFF"/>
+                <w:sz w:val="16"/>
+                <w:szCs w:val="16"/>
+              </w:rPr>
+              <w:t xml:space="preserve">ЖК</w:t>
+            </w:r>
+          </w:p>
+        </w:tc>
+        <w:tc>
+          <w:tcPr>
+            <w:tcW w:type="dxa" w:w="2020"/>
+            <w:tcBorders>
+              <w:top w:val="single" w:color="1F2A44" w:sz="4"/>
+              <w:left w:val="none" w:color="auto" w:sz="0"/>
+              <w:bottom w:val="single" w:color="D9D4CB" w:sz="4"/>
+              <w:right w:val="none" w:color="auto" w:sz="0"/>
+            </w:tcBorders>
+            <w:shd w:fill="1F2A44" w:color="auto" w:val="clear"/>
+            <w:tcMar>
+              <w:top w:type="dxa" w:w="52"/>
+              <w:left w:type="dxa" w:w="100"/>
+              <w:bottom w:type="dxa" w:w="52"/>
+              <w:right w:type="dxa" w:w="100"/>
+            </w:tcMar>
+            <w:vAlign w:val="center"/>
+          </w:tcPr>
+          <w:p>
+            <w:pPr>
+              <w:spacing w:after="0" w:line="240" w:lineRule="auto"/>
+              <w:jc w:val="center"/>
+            </w:pPr>
+            <w:r>
+              <w:rPr>
+                <w:rFonts w:ascii="Arial" w:cs="Arial" w:eastAsia="Arial" w:hAnsi="Arial"/>
+                <w:b/>
+                <w:bCs/>
+                <w:i w:val="false"/>
+                <w:iCs w:val="false"/>
+                <w:color w:val="FFFFFF"/>
+                <w:sz w:val="16"/>
+                <w:szCs w:val="16"/>
+              </w:rPr>
+              <w:t xml:space="preserve">Без отделки, ₽/м²</w:t>
+            </w:r>
+          </w:p>
+        </w:tc>
+        <w:tc>
+          <w:tcPr>
+            <w:tcW w:type="dxa" w:w="1980"/>
+            <w:tcBorders>
+              <w:top w:val="single" w:color="1F2A44" w:sz="4"/>
+              <w:left w:val="none" w:color="auto" w:sz="0"/>
+              <w:bottom w:val="single" w:color="D9D4CB" w:sz="4"/>
+              <w:right w:val="none" w:color="auto" w:sz="0"/>
+            </w:tcBorders>
+            <w:shd w:fill="1F2A44" w:color="auto" w:val="clear"/>
+            <w:tcMar>
+              <w:top w:type="dxa" w:w="52"/>
+              <w:left w:type="dxa" w:w="100"/>
+              <w:bottom w:type="dxa" w:w="52"/>
+              <w:right w:type="dxa" w:w="100"/>
+            </w:tcMar>
+            <w:vAlign w:val="center"/>
+          </w:tcPr>
+          <w:p>
+            <w:pPr>
+              <w:spacing w:after="0" w:line="240" w:lineRule="auto"/>
+              <w:jc w:val="center"/>
+            </w:pPr>
+            <w:r>
+              <w:rPr>
+                <w:rFonts w:ascii="Arial" w:cs="Arial" w:eastAsia="Arial" w:hAnsi="Arial"/>
+                <w:b/>
+                <w:bCs/>
+                <w:i w:val="false"/>
+                <w:iCs w:val="false"/>
+                <w:color w:val="FFFFFF"/>
+                <w:sz w:val="16"/>
+                <w:szCs w:val="16"/>
+              </w:rPr>
+              <w:t xml:space="preserve">Чистовая, ₽/м²</w:t>
+            </w:r>
+          </w:p>
+        </w:tc>
+        <w:tc>
+          <w:tcPr>
+            <w:tcW w:type="dxa" w:w="2100"/>
+            <w:tcBorders>
+              <w:top w:val="single" w:color="1F2A44" w:sz="4"/>
+              <w:left w:val="none" w:color="auto" w:sz="0"/>
+              <w:bottom w:val="single" w:color="D9D4CB" w:sz="4"/>
+              <w:right w:val="none" w:color="auto" w:sz="0"/>
+            </w:tcBorders>
+            <w:shd w:fill="1F2A44" w:color="auto" w:val="clear"/>
+            <w:tcMar>
+              <w:top w:type="dxa" w:w="52"/>
+              <w:left w:type="dxa" w:w="100"/>
+              <w:bottom w:type="dxa" w:w="52"/>
+              <w:right w:type="dxa" w:w="100"/>
+            </w:tcMar>
+            <w:vAlign w:val="center"/>
+          </w:tcPr>
+          <w:p>
+            <w:pPr>
+              <w:spacing w:after="0" w:line="240" w:lineRule="auto"/>
+              <w:jc w:val="center"/>
+            </w:pPr>
+            <w:r>
+              <w:rPr>
+                <w:rFonts w:ascii="Arial" w:cs="Arial" w:eastAsia="Arial" w:hAnsi="Arial"/>
+                <w:b/>
+                <w:bCs/>
+                <w:i w:val="false"/>
+                <w:iCs w:val="false"/>
+                <w:color w:val="FFFFFF"/>
+                <w:sz w:val="16"/>
+                <w:szCs w:val="16"/>
+              </w:rPr>
+              <w:t xml:space="preserve">Дизайнерская, ₽/м²</w:t>
+            </w:r>
+          </w:p>
+        </w:tc>
+        <w:tc>
+          <w:tcPr>
+            <w:tcW w:type="dxa" w:w="1918"/>
+            <w:tcBorders>
+              <w:top w:val="single" w:color="1F2A44" w:sz="4"/>
+              <w:left w:val="none" w:color="auto" w:sz="0"/>
+              <w:bottom w:val="single" w:color="D9D4CB" w:sz="4"/>
+              <w:right w:val="none" w:color="auto" w:sz="0"/>
+            </w:tcBorders>
+            <w:shd w:fill="1F2A44" w:color="auto" w:val="clear"/>
+            <w:tcMar>
+              <w:top w:type="dxa" w:w="52"/>
+              <w:left w:type="dxa" w:w="100"/>
+              <w:bottom w:type="dxa" w:w="52"/>
+              <w:right w:type="dxa" w:w="100"/>
+            </w:tcMar>
+            <w:vAlign w:val="center"/>
+          </w:tcPr>
+          <w:p>
+            <w:pPr>
+              <w:spacing w:after="0" w:line="240" w:lineRule="auto"/>
+              <w:jc w:val="center"/>
+            </w:pPr>
+            <w:r>
+              <w:rPr>
+                <w:rFonts w:ascii="Arial" w:cs="Arial" w:eastAsia="Arial" w:hAnsi="Arial"/>
+                <w:b/>
+                <w:bCs/>
+                <w:i w:val="false"/>
+                <w:iCs w:val="false"/>
+                <w:color w:val="FFFFFF"/>
+                <w:sz w:val="16"/>
+                <w:szCs w:val="16"/>
+              </w:rPr>
+              <w:t xml:space="preserve">Не указана, ₽/м²</w:t>
+            </w:r>
+          </w:p>
+        </w:tc>
+      </w:tr>
+      <w:tr>
+        <w:tc>
+          <w:tcPr>
+            <w:tcW w:type="dxa" w:w="1620"/>
+            <w:tcBorders>
+              <w:top w:val="single" w:color="D9D4CB" w:sz="4"/>
+              <w:left w:val="none" w:color="auto" w:sz="0"/>
+              <w:bottom w:val="single" w:color="D9D4CB" w:sz="4"/>
+              <w:right w:val="none" w:color="auto" w:sz="0"/>
+            </w:tcBorders>
+            <w:tcMar>
+              <w:top w:type="dxa" w:w="52"/>
+              <w:left w:type="dxa" w:w="100"/>
+              <w:bottom w:type="dxa" w:w="52"/>
+              <w:right w:type="dxa" w:w="100"/>
+            </w:tcMar>
+            <w:vAlign w:val="center"/>
+          </w:tcPr>
+          <w:p>
+            <w:pPr>
+              <w:spacing w:after="0" w:line="240" w:lineRule="auto"/>
+              <w:jc w:val="left"/>
+            </w:pPr>
+            <w:r>
+              <w:rPr>
+                <w:rFonts w:ascii="Arial" w:cs="Arial" w:eastAsia="Arial" w:hAnsi="Arial"/>
+                <w:b/>
+                <w:bCs/>
+                <w:i w:val="false"/>
+                <w:iCs w:val="false"/>
+                <w:color w:val="2A2E38"/>
+                <w:sz w:val="17"/>
+                <w:szCs w:val="17"/>
+              </w:rPr>
+              <w:t xml:space="preserve">Turgenev</w:t>
+            </w:r>
+          </w:p>
+        </w:tc>
+        <w:tc>
+          <w:tcPr>
+            <w:tcW w:type="dxa" w:w="2020"/>
+            <w:tcBorders>
+              <w:top w:val="single" w:color="D9D4CB" w:sz="4"/>
+              <w:left w:val="none" w:color="auto" w:sz="0"/>
+              <w:bottom w:val="single" w:color="D9D4CB" w:sz="4"/>
+              <w:right w:val="none" w:color="auto" w:sz="0"/>
+            </w:tcBorders>
+            <w:tcMar>
+              <w:top w:type="dxa" w:w="52"/>
+              <w:left w:type="dxa" w:w="100"/>
+              <w:bottom w:type="dxa" w:w="52"/>
+              <w:right w:type="dxa" w:w="100"/>
+            </w:tcMar>
+            <w:vAlign w:val="center"/>
+          </w:tcPr>
+          <w:p>
+            <w:pPr>
+              <w:spacing w:after="0" w:line="240" w:lineRule="auto"/>
+              <w:jc w:val="center"/>
+            </w:pPr>
+            <w:r>
+              <w:rPr>
+                <w:rFonts w:ascii="Arial" w:cs="Arial" w:eastAsia="Arial" w:hAnsi="Arial"/>
+                <w:b w:val="false"/>
+                <w:bCs w:val="false"/>
+                <w:i w:val="false"/>
+                <w:iCs w:val="false"/>
+                <w:color w:val="2A2E38"/>
+                <w:sz w:val="17"/>
+                <w:szCs w:val="17"/>
+              </w:rPr>
+              <w:t xml:space="preserve">—</w:t>
+            </w:r>
+          </w:p>
+        </w:tc>
+        <w:tc>
+          <w:tcPr>
+            <w:tcW w:type="dxa" w:w="1980"/>
+            <w:tcBorders>
+              <w:top w:val="single" w:color="D9D4CB" w:sz="4"/>
+              <w:left w:val="none" w:color="auto" w:sz="0"/>
+              <w:bottom w:val="single" w:color="D9D4CB" w:sz="4"/>
+              <w:right w:val="none" w:color="auto" w:sz="0"/>
+            </w:tcBorders>
+            <w:tcMar>
+              <w:top w:type="dxa" w:w="52"/>
+              <w:left w:type="dxa" w:w="100"/>
+              <w:bottom w:type="dxa" w:w="52"/>
+              <w:right w:type="dxa" w:w="100"/>
+            </w:tcMar>
+            <w:vAlign w:val="center"/>
+          </w:tcPr>
+          <w:p>
+            <w:pPr>
+              <w:spacing w:after="0" w:line="240" w:lineRule="auto"/>
+              <w:jc w:val="center"/>
+            </w:pPr>
+            <w:r>
+              <w:rPr>
+                <w:rFonts w:ascii="Arial" w:cs="Arial" w:eastAsia="Arial" w:hAnsi="Arial"/>
+                <w:b w:val="false"/>
+                <w:bCs w:val="false"/>
+                <w:i w:val="false"/>
+                <w:iCs w:val="false"/>
+                <w:color w:val="2A2E38"/>
+                <w:sz w:val="17"/>
+                <w:szCs w:val="17"/>
+              </w:rPr>
+              <w:t xml:space="preserve">14 шт · 3 161 753</w:t>
+            </w:r>
+          </w:p>
+        </w:tc>
+        <w:tc>
+          <w:tcPr>
+            <w:tcW w:type="dxa" w:w="2100"/>
+            <w:tcBorders>
+              <w:top w:val="single" w:color="D9D4CB" w:sz="4"/>
+              <w:left w:val="none" w:color="auto" w:sz="0"/>
+              <w:bottom w:val="single" w:color="D9D4CB" w:sz="4"/>
+              <w:right w:val="none" w:color="auto" w:sz="0"/>
+            </w:tcBorders>
+            <w:tcMar>
+              <w:top w:type="dxa" w:w="52"/>
+              <w:left w:type="dxa" w:w="100"/>
+              <w:bottom w:type="dxa" w:w="52"/>
+              <w:right w:type="dxa" w:w="100"/>
+            </w:tcMar>
+            <w:vAlign w:val="center"/>
+          </w:tcPr>
+          <w:p>
+            <w:pPr>
+              <w:spacing w:after="0" w:line="240" w:lineRule="auto"/>
+              <w:jc w:val="center"/>
+            </w:pPr>
+            <w:r>
+              <w:rPr>
+                <w:rFonts w:ascii="Arial" w:cs="Arial" w:eastAsia="Arial" w:hAnsi="Arial"/>
+                <w:b w:val="false"/>
+                <w:bCs w:val="false"/>
+                <w:i w:val="false"/>
+                <w:iCs w:val="false"/>
+                <w:color w:val="2A2E38"/>
+                <w:sz w:val="17"/>
+                <w:szCs w:val="17"/>
+              </w:rPr>
+              <w:t xml:space="preserve">4 шт · 2 444 400</w:t>
+            </w:r>
+          </w:p>
+        </w:tc>
+        <w:tc>
+          <w:tcPr>
+            <w:tcW w:type="dxa" w:w="1918"/>
+            <w:tcBorders>
+              <w:top w:val="single" w:color="D9D4CB" w:sz="4"/>
+              <w:left w:val="none" w:color="auto" w:sz="0"/>
+              <w:bottom w:val="single" w:color="D9D4CB" w:sz="4"/>
+              <w:right w:val="none" w:color="auto" w:sz="0"/>
+            </w:tcBorders>
+            <w:tcMar>
+              <w:top w:type="dxa" w:w="52"/>
+              <w:left w:type="dxa" w:w="100"/>
+              <w:bottom w:type="dxa" w:w="52"/>
+              <w:right w:type="dxa" w:w="100"/>
+            </w:tcMar>
+            <w:vAlign w:val="center"/>
+          </w:tcPr>
+          <w:p>
+            <w:pPr>
+              <w:spacing w:after="0" w:line="240" w:lineRule="auto"/>
+              <w:jc w:val="center"/>
+            </w:pPr>
+            <w:r>
+              <w:rPr>
+                <w:rFonts w:ascii="Arial" w:cs="Arial" w:eastAsia="Arial" w:hAnsi="Arial"/>
+                <w:b w:val="false"/>
+                <w:bCs w:val="false"/>
+                <w:i w:val="false"/>
+                <w:iCs w:val="false"/>
+                <w:color w:val="2A2E38"/>
+                <w:sz w:val="17"/>
+                <w:szCs w:val="17"/>
+              </w:rPr>
+              <w:t xml:space="preserve">—</w:t>
+            </w:r>
+          </w:p>
+        </w:tc>
+      </w:tr>
+      <w:tr>
+        <w:tc>
+          <w:tcPr>
+            <w:tcW w:type="dxa" w:w="1620"/>
+            <w:tcBorders>
+              <w:top w:val="single" w:color="D9D4CB" w:sz="4"/>
+              <w:left w:val="none" w:color="auto" w:sz="0"/>
+              <w:bottom w:val="single" w:color="D9D4CB" w:sz="4"/>
+              <w:right w:val="none" w:color="auto" w:sz="0"/>
+            </w:tcBorders>
+            <w:shd w:fill="FBFAF8" w:color="auto" w:val="clear"/>
+            <w:tcMar>
+              <w:top w:type="dxa" w:w="52"/>
+              <w:left w:type="dxa" w:w="100"/>
+              <w:bottom w:type="dxa" w:w="52"/>
+              <w:right w:type="dxa" w:w="100"/>
+            </w:tcMar>
+            <w:vAlign w:val="center"/>
+          </w:tcPr>
+          <w:p>
+            <w:pPr>
+              <w:spacing w:after="0" w:line="240" w:lineRule="auto"/>
+              <w:jc w:val="left"/>
+            </w:pPr>
+            <w:r>
+              <w:rPr>
+                <w:rFonts w:ascii="Arial" w:cs="Arial" w:eastAsia="Arial" w:hAnsi="Arial"/>
+                <w:b/>
+                <w:bCs/>
+                <w:i w:val="false"/>
+                <w:iCs w:val="false"/>
+                <w:color w:val="2A2E38"/>
+                <w:sz w:val="17"/>
+                <w:szCs w:val="17"/>
+              </w:rPr>
+              <w:t xml:space="preserve">Николь</w:t>
+            </w:r>
+          </w:p>
+        </w:tc>
+        <w:tc>
+          <w:tcPr>
+            <w:tcW w:type="dxa" w:w="2020"/>
+            <w:tcBorders>
+              <w:top w:val="single" w:color="D9D4CB" w:sz="4"/>
+              <w:left w:val="none" w:color="auto" w:sz="0"/>
+              <w:bottom w:val="single" w:color="D9D4CB" w:sz="4"/>
+              <w:right w:val="none" w:color="auto" w:sz="0"/>
+            </w:tcBorders>
+            <w:shd w:fill="FBFAF8" w:color="auto" w:val="clear"/>
+            <w:tcMar>
+              <w:top w:type="dxa" w:w="52"/>
+              <w:left w:type="dxa" w:w="100"/>
+              <w:bottom w:type="dxa" w:w="52"/>
+              <w:right w:type="dxa" w:w="100"/>
+            </w:tcMar>
+            <w:vAlign w:val="center"/>
+          </w:tcPr>
+          <w:p>
+            <w:pPr>
+              <w:spacing w:after="0" w:line="240" w:lineRule="auto"/>
+              <w:jc w:val="center"/>
+            </w:pPr>
+            <w:r>
+              <w:rPr>
+                <w:rFonts w:ascii="Arial" w:cs="Arial" w:eastAsia="Arial" w:hAnsi="Arial"/>
+                <w:b w:val="false"/>
+                <w:bCs w:val="false"/>
+                <w:i w:val="false"/>
+                <w:iCs w:val="false"/>
+                <w:color w:val="2A2E38"/>
+                <w:sz w:val="17"/>
+                <w:szCs w:val="17"/>
+              </w:rPr>
+              <w:t xml:space="preserve">1 шт · 4 950 000</w:t>
+            </w:r>
+          </w:p>
+        </w:tc>
+        <w:tc>
+          <w:tcPr>
+            <w:tcW w:type="dxa" w:w="1980"/>
+            <w:tcBorders>
+              <w:top w:val="single" w:color="D9D4CB" w:sz="4"/>
+              <w:left w:val="none" w:color="auto" w:sz="0"/>
+              <w:bottom w:val="single" w:color="D9D4CB" w:sz="4"/>
+              <w:right w:val="none" w:color="auto" w:sz="0"/>
+            </w:tcBorders>
+            <w:shd w:fill="FBFAF8" w:color="auto" w:val="clear"/>
+            <w:tcMar>
+              <w:top w:type="dxa" w:w="52"/>
+              <w:left w:type="dxa" w:w="100"/>
+              <w:bottom w:type="dxa" w:w="52"/>
+              <w:right w:type="dxa" w:w="100"/>
+            </w:tcMar>
+            <w:vAlign w:val="center"/>
+          </w:tcPr>
+          <w:p>
+            <w:pPr>
+              <w:spacing w:after="0" w:line="240" w:lineRule="auto"/>
+              <w:jc w:val="center"/>
+            </w:pPr>
+            <w:r>
+              <w:rPr>
+                <w:rFonts w:ascii="Arial" w:cs="Arial" w:eastAsia="Arial" w:hAnsi="Arial"/>
+                <w:b w:val="false"/>
+                <w:bCs w:val="false"/>
+                <w:i w:val="false"/>
+                <w:iCs w:val="false"/>
+                <w:color w:val="2A2E38"/>
+                <w:sz w:val="17"/>
+                <w:szCs w:val="17"/>
+              </w:rPr>
+              <w:t xml:space="preserve">—</w:t>
+            </w:r>
+          </w:p>
+        </w:tc>
+        <w:tc>
+          <w:tcPr>
+            <w:tcW w:type="dxa" w:w="2100"/>
+            <w:tcBorders>
+              <w:top w:val="single" w:color="D9D4CB" w:sz="4"/>
+              <w:left w:val="none" w:color="auto" w:sz="0"/>
+              <w:bottom w:val="single" w:color="D9D4CB" w:sz="4"/>
+              <w:right w:val="none" w:color="auto" w:sz="0"/>
+            </w:tcBorders>
+            <w:shd w:fill="FBFAF8" w:color="auto" w:val="clear"/>
+            <w:tcMar>
+              <w:top w:type="dxa" w:w="52"/>
+              <w:left w:type="dxa" w:w="100"/>
+              <w:bottom w:type="dxa" w:w="52"/>
+              <w:right w:type="dxa" w:w="100"/>
+            </w:tcMar>
+            <w:vAlign w:val="center"/>
+          </w:tcPr>
+          <w:p>
+            <w:pPr>
+              <w:spacing w:after="0" w:line="240" w:lineRule="auto"/>
+              <w:jc w:val="center"/>
+            </w:pPr>
+            <w:r>
+              <w:rPr>
+                <w:rFonts w:ascii="Arial" w:cs="Arial" w:eastAsia="Arial" w:hAnsi="Arial"/>
+                <w:b w:val="false"/>
+                <w:bCs w:val="false"/>
+                <w:i w:val="false"/>
+                <w:iCs w:val="false"/>
+                <w:color w:val="2A2E38"/>
+                <w:sz w:val="17"/>
+                <w:szCs w:val="17"/>
+              </w:rPr>
+              <w:t xml:space="preserve">20 шт · 3 068 925</w:t>
+            </w:r>
+          </w:p>
+        </w:tc>
+        <w:tc>
+          <w:tcPr>
+            <w:tcW w:type="dxa" w:w="1918"/>
+            <w:tcBorders>
+              <w:top w:val="single" w:color="D9D4CB" w:sz="4"/>
+              <w:left w:val="none" w:color="auto" w:sz="0"/>
+              <w:bottom w:val="single" w:color="D9D4CB" w:sz="4"/>
+              <w:right w:val="none" w:color="auto" w:sz="0"/>
+            </w:tcBorders>
+            <w:shd w:fill="FBFAF8" w:color="auto" w:val="clear"/>
+            <w:tcMar>
+              <w:top w:type="dxa" w:w="52"/>
+              <w:left w:type="dxa" w:w="100"/>
+              <w:bottom w:type="dxa" w:w="52"/>
+              <w:right w:type="dxa" w:w="100"/>
+            </w:tcMar>
+            <w:vAlign w:val="center"/>
+          </w:tcPr>
+          <w:p>
+            <w:pPr>
+              <w:spacing w:after="0" w:line="240" w:lineRule="auto"/>
+              <w:jc w:val="center"/>
+            </w:pPr>
+            <w:r>
+              <w:rPr>
+                <w:rFonts w:ascii="Arial" w:cs="Arial" w:eastAsia="Arial" w:hAnsi="Arial"/>
+                <w:b w:val="false"/>
+                <w:bCs w:val="false"/>
+                <w:i w:val="false"/>
+                <w:iCs w:val="false"/>
+                <w:color w:val="2A2E38"/>
+                <w:sz w:val="17"/>
+                <w:szCs w:val="17"/>
+              </w:rPr>
+              <w:t xml:space="preserve">—</w:t>
+            </w:r>
+          </w:p>
+        </w:tc>
+      </w:tr>
+      <w:tr>
+        <w:tc>
+          <w:tcPr>
+            <w:tcW w:type="dxa" w:w="1620"/>
+            <w:tcBorders>
+              <w:top w:val="single" w:color="D9D4CB" w:sz="4"/>
+              <w:left w:val="none" w:color="auto" w:sz="0"/>
+              <w:bottom w:val="single" w:color="D9D4CB" w:sz="4"/>
+              <w:right w:val="none" w:color="auto" w:sz="0"/>
+            </w:tcBorders>
+            <w:tcMar>
+              <w:top w:type="dxa" w:w="52"/>
+              <w:left w:type="dxa" w:w="100"/>
+              <w:bottom w:type="dxa" w:w="52"/>
+              <w:right w:type="dxa" w:w="100"/>
+            </w:tcMar>
+            <w:vAlign w:val="center"/>
+          </w:tcPr>
+          <w:p>
+            <w:pPr>
+              <w:spacing w:after="0" w:line="240" w:lineRule="auto"/>
+              <w:jc w:val="left"/>
+            </w:pPr>
+            <w:r>
+              <w:rPr>
+                <w:rFonts w:ascii="Arial" w:cs="Arial" w:eastAsia="Arial" w:hAnsi="Arial"/>
+                <w:b/>
+                <w:bCs/>
+                <w:i w:val="false"/>
+                <w:iCs w:val="false"/>
+                <w:color w:val="2A2E38"/>
+                <w:sz w:val="17"/>
+                <w:szCs w:val="17"/>
+              </w:rPr>
+              <w:t xml:space="preserve">ФАНТОМ</w:t>
+            </w:r>
+          </w:p>
+        </w:tc>
+        <w:tc>
+          <w:tcPr>
+            <w:tcW w:type="dxa" w:w="2020"/>
+            <w:tcBorders>
+              <w:top w:val="single" w:color="D9D4CB" w:sz="4"/>
+              <w:left w:val="none" w:color="auto" w:sz="0"/>
+              <w:bottom w:val="single" w:color="D9D4CB" w:sz="4"/>
+              <w:right w:val="none" w:color="auto" w:sz="0"/>
+            </w:tcBorders>
+            <w:tcMar>
+              <w:top w:type="dxa" w:w="52"/>
+              <w:left w:type="dxa" w:w="100"/>
+              <w:bottom w:type="dxa" w:w="52"/>
+              <w:right w:type="dxa" w:w="100"/>
+            </w:tcMar>
+            <w:vAlign w:val="center"/>
+          </w:tcPr>
+          <w:p>
+            <w:pPr>
+              <w:spacing w:after="0" w:line="240" w:lineRule="auto"/>
+              <w:jc w:val="center"/>
+            </w:pPr>
+            <w:r>
+              <w:rPr>
+                <w:rFonts w:ascii="Arial" w:cs="Arial" w:eastAsia="Arial" w:hAnsi="Arial"/>
+                <w:b w:val="false"/>
+                <w:bCs w:val="false"/>
+                <w:i w:val="false"/>
+                <w:iCs w:val="false"/>
+                <w:color w:val="2A2E38"/>
+                <w:sz w:val="17"/>
+                <w:szCs w:val="17"/>
+              </w:rPr>
+              <w:t xml:space="preserve">—</w:t>
+            </w:r>
+          </w:p>
+        </w:tc>
+        <w:tc>
+          <w:tcPr>
+            <w:tcW w:type="dxa" w:w="1980"/>
+            <w:tcBorders>
+              <w:top w:val="single" w:color="D9D4CB" w:sz="4"/>
+              <w:left w:val="none" w:color="auto" w:sz="0"/>
+              <w:bottom w:val="single" w:color="D9D4CB" w:sz="4"/>
+              <w:right w:val="none" w:color="auto" w:sz="0"/>
+            </w:tcBorders>
+            <w:tcMar>
+              <w:top w:type="dxa" w:w="52"/>
+              <w:left w:type="dxa" w:w="100"/>
+              <w:bottom w:type="dxa" w:w="52"/>
+              <w:right w:type="dxa" w:w="100"/>
+            </w:tcMar>
+            <w:vAlign w:val="center"/>
+          </w:tcPr>
+          <w:p>
+            <w:pPr>
+              <w:spacing w:after="0" w:line="240" w:lineRule="auto"/>
+              <w:jc w:val="center"/>
+            </w:pPr>
+            <w:r>
+              <w:rPr>
+                <w:rFonts w:ascii="Arial" w:cs="Arial" w:eastAsia="Arial" w:hAnsi="Arial"/>
+                <w:b w:val="false"/>
+                <w:bCs w:val="false"/>
+                <w:i w:val="false"/>
+                <w:iCs w:val="false"/>
+                <w:color w:val="2A2E38"/>
+                <w:sz w:val="17"/>
+                <w:szCs w:val="17"/>
+              </w:rPr>
+              <w:t xml:space="preserve">—</w:t>
+            </w:r>
+          </w:p>
+        </w:tc>
+        <w:tc>
+          <w:tcPr>
+            <w:tcW w:type="dxa" w:w="2100"/>
+            <w:tcBorders>
+              <w:top w:val="single" w:color="D9D4CB" w:sz="4"/>
+              <w:left w:val="none" w:color="auto" w:sz="0"/>
+              <w:bottom w:val="single" w:color="D9D4CB" w:sz="4"/>
+              <w:right w:val="none" w:color="auto" w:sz="0"/>
+            </w:tcBorders>
+            <w:tcMar>
+              <w:top w:type="dxa" w:w="52"/>
+              <w:left w:type="dxa" w:w="100"/>
+              <w:bottom w:type="dxa" w:w="52"/>
+              <w:right w:type="dxa" w:w="100"/>
+            </w:tcMar>
+            <w:vAlign w:val="center"/>
+          </w:tcPr>
+          <w:p>
+            <w:pPr>
+              <w:spacing w:after="0" w:line="240" w:lineRule="auto"/>
+              <w:jc w:val="center"/>
+            </w:pPr>
+            <w:r>
+              <w:rPr>
+                <w:rFonts w:ascii="Arial" w:cs="Arial" w:eastAsia="Arial" w:hAnsi="Arial"/>
+                <w:b w:val="false"/>
+                <w:bCs w:val="false"/>
+                <w:i w:val="false"/>
+                <w:iCs w:val="false"/>
+                <w:color w:val="2A2E38"/>
+                <w:sz w:val="17"/>
+                <w:szCs w:val="17"/>
+              </w:rPr>
+              <w:t xml:space="preserve">36 шт · 2 336 176</w:t>
+            </w:r>
+          </w:p>
+        </w:tc>
+        <w:tc>
+          <w:tcPr>
+            <w:tcW w:type="dxa" w:w="1918"/>
+            <w:tcBorders>
+              <w:top w:val="single" w:color="D9D4CB" w:sz="4"/>
+              <w:left w:val="none" w:color="auto" w:sz="0"/>
+              <w:bottom w:val="single" w:color="D9D4CB" w:sz="4"/>
+              <w:right w:val="none" w:color="auto" w:sz="0"/>
+            </w:tcBorders>
+            <w:tcMar>
+              <w:top w:type="dxa" w:w="52"/>
+              <w:left w:type="dxa" w:w="100"/>
+              <w:bottom w:type="dxa" w:w="52"/>
+              <w:right w:type="dxa" w:w="100"/>
+            </w:tcMar>
+            <w:vAlign w:val="center"/>
+          </w:tcPr>
+          <w:p>
+            <w:pPr>
+              <w:spacing w:after="0" w:line="240" w:lineRule="auto"/>
+              <w:jc w:val="center"/>
+            </w:pPr>
+            <w:r>
+              <w:rPr>
+                <w:rFonts w:ascii="Arial" w:cs="Arial" w:eastAsia="Arial" w:hAnsi="Arial"/>
+                <w:b w:val="false"/>
+                <w:bCs w:val="false"/>
+                <w:i w:val="false"/>
+                <w:iCs w:val="false"/>
+                <w:color w:val="2A2E38"/>
+                <w:sz w:val="17"/>
+                <w:szCs w:val="17"/>
+              </w:rPr>
+              <w:t xml:space="preserve">—</w:t>
+            </w:r>
+          </w:p>
+        </w:tc>
+      </w:tr>
+      <w:tr>
+        <w:tc>
+          <w:tcPr>
+            <w:tcW w:type="dxa" w:w="1620"/>
+            <w:tcBorders>
+              <w:top w:val="single" w:color="D9D4CB" w:sz="4"/>
+              <w:left w:val="none" w:color="auto" w:sz="0"/>
+              <w:bottom w:val="single" w:color="D9D4CB" w:sz="4"/>
+              <w:right w:val="none" w:color="auto" w:sz="0"/>
+            </w:tcBorders>
+            <w:shd w:fill="FBFAF8" w:color="auto" w:val="clear"/>
+            <w:tcMar>
+              <w:top w:type="dxa" w:w="52"/>
+              <w:left w:type="dxa" w:w="100"/>
+              <w:bottom w:type="dxa" w:w="52"/>
+              <w:right w:type="dxa" w:w="100"/>
+            </w:tcMar>
+            <w:vAlign w:val="center"/>
+          </w:tcPr>
+          <w:p>
+            <w:pPr>
+              <w:spacing w:after="0" w:line="240" w:lineRule="auto"/>
+              <w:jc w:val="left"/>
+            </w:pPr>
+            <w:r>
+              <w:rPr>
+                <w:rFonts w:ascii="Arial" w:cs="Arial" w:eastAsia="Arial" w:hAnsi="Arial"/>
+                <w:b/>
+                <w:bCs/>
+                <w:i w:val="false"/>
+                <w:iCs w:val="false"/>
+                <w:color w:val="2A2E38"/>
+                <w:sz w:val="17"/>
+                <w:szCs w:val="17"/>
+              </w:rPr>
+              <w:t xml:space="preserve">Zvonarsky Deluxe</w:t>
+            </w:r>
+          </w:p>
+        </w:tc>
+        <w:tc>
+          <w:tcPr>
+            <w:tcW w:type="dxa" w:w="2020"/>
+            <w:tcBorders>
+              <w:top w:val="single" w:color="D9D4CB" w:sz="4"/>
+              <w:left w:val="none" w:color="auto" w:sz="0"/>
+              <w:bottom w:val="single" w:color="D9D4CB" w:sz="4"/>
+              <w:right w:val="none" w:color="auto" w:sz="0"/>
+            </w:tcBorders>
+            <w:shd w:fill="FBFAF8" w:color="auto" w:val="clear"/>
+            <w:tcMar>
+              <w:top w:type="dxa" w:w="52"/>
+              <w:left w:type="dxa" w:w="100"/>
+              <w:bottom w:type="dxa" w:w="52"/>
+              <w:right w:type="dxa" w:w="100"/>
+            </w:tcMar>
+            <w:vAlign w:val="center"/>
+          </w:tcPr>
+          <w:p>
+            <w:pPr>
+              <w:spacing w:after="0" w:line="240" w:lineRule="auto"/>
+              <w:jc w:val="center"/>
+            </w:pPr>
+            <w:r>
+              <w:rPr>
+                <w:rFonts w:ascii="Arial" w:cs="Arial" w:eastAsia="Arial" w:hAnsi="Arial"/>
+                <w:b w:val="false"/>
+                <w:bCs w:val="false"/>
+                <w:i w:val="false"/>
+                <w:iCs w:val="false"/>
+                <w:color w:val="2A2E38"/>
+                <w:sz w:val="17"/>
+                <w:szCs w:val="17"/>
+              </w:rPr>
+              <w:t xml:space="preserve">—</w:t>
+            </w:r>
+          </w:p>
+        </w:tc>
+        <w:tc>
+          <w:tcPr>
+            <w:tcW w:type="dxa" w:w="1980"/>
+            <w:tcBorders>
+              <w:top w:val="single" w:color="D9D4CB" w:sz="4"/>
+              <w:left w:val="none" w:color="auto" w:sz="0"/>
+              <w:bottom w:val="single" w:color="D9D4CB" w:sz="4"/>
+              <w:right w:val="none" w:color="auto" w:sz="0"/>
+            </w:tcBorders>
+            <w:shd w:fill="FBFAF8" w:color="auto" w:val="clear"/>
+            <w:tcMar>
+              <w:top w:type="dxa" w:w="52"/>
+              <w:left w:type="dxa" w:w="100"/>
+              <w:bottom w:type="dxa" w:w="52"/>
+              <w:right w:type="dxa" w:w="100"/>
+            </w:tcMar>
+            <w:vAlign w:val="center"/>
+          </w:tcPr>
+          <w:p>
+            <w:pPr>
+              <w:spacing w:after="0" w:line="240" w:lineRule="auto"/>
+              <w:jc w:val="center"/>
+            </w:pPr>
+            <w:r>
+              <w:rPr>
+                <w:rFonts w:ascii="Arial" w:cs="Arial" w:eastAsia="Arial" w:hAnsi="Arial"/>
+                <w:b w:val="false"/>
+                <w:bCs w:val="false"/>
+                <w:i w:val="false"/>
+                <w:iCs w:val="false"/>
+                <w:color w:val="2A2E38"/>
+                <w:sz w:val="17"/>
+                <w:szCs w:val="17"/>
+              </w:rPr>
+              <w:t xml:space="preserve">—</w:t>
+            </w:r>
+          </w:p>
+        </w:tc>
+        <w:tc>
+          <w:tcPr>
+            <w:tcW w:type="dxa" w:w="2100"/>
+            <w:tcBorders>
+              <w:top w:val="single" w:color="D9D4CB" w:sz="4"/>
+              <w:left w:val="none" w:color="auto" w:sz="0"/>
+              <w:bottom w:val="single" w:color="D9D4CB" w:sz="4"/>
+              <w:right w:val="none" w:color="auto" w:sz="0"/>
+            </w:tcBorders>
+            <w:shd w:fill="FBFAF8" w:color="auto" w:val="clear"/>
+            <w:tcMar>
+              <w:top w:type="dxa" w:w="52"/>
+              <w:left w:type="dxa" w:w="100"/>
+              <w:bottom w:type="dxa" w:w="52"/>
+              <w:right w:type="dxa" w:w="100"/>
+            </w:tcMar>
+            <w:vAlign w:val="center"/>
+          </w:tcPr>
+          <w:p>
+            <w:pPr>
+              <w:spacing w:after="0" w:line="240" w:lineRule="auto"/>
+              <w:jc w:val="center"/>
+            </w:pPr>
+            <w:r>
+              <w:rPr>
+                <w:rFonts w:ascii="Arial" w:cs="Arial" w:eastAsia="Arial" w:hAnsi="Arial"/>
+                <w:b w:val="false"/>
+                <w:bCs w:val="false"/>
+                <w:i w:val="false"/>
+                <w:iCs w:val="false"/>
+                <w:color w:val="2A2E38"/>
+                <w:sz w:val="17"/>
+                <w:szCs w:val="17"/>
+              </w:rPr>
+              <w:t xml:space="preserve">—</w:t>
+            </w:r>
+          </w:p>
+        </w:tc>
+        <w:tc>
+          <w:tcPr>
+            <w:tcW w:type="dxa" w:w="1918"/>
+            <w:tcBorders>
+              <w:top w:val="single" w:color="D9D4CB" w:sz="4"/>
+              <w:left w:val="none" w:color="auto" w:sz="0"/>
+              <w:bottom w:val="single" w:color="D9D4CB" w:sz="4"/>
+              <w:right w:val="none" w:color="auto" w:sz="0"/>
+            </w:tcBorders>
+            <w:shd w:fill="FBFAF8" w:color="auto" w:val="clear"/>
+            <w:tcMar>
+              <w:top w:type="dxa" w:w="52"/>
+              <w:left w:type="dxa" w:w="100"/>
+              <w:bottom w:type="dxa" w:w="52"/>
+              <w:right w:type="dxa" w:w="100"/>
+            </w:tcMar>
+            <w:vAlign w:val="center"/>
+          </w:tcPr>
+          <w:p>
+            <w:pPr>
+              <w:spacing w:after="0" w:line="240" w:lineRule="auto"/>
+              <w:jc w:val="center"/>
+            </w:pPr>
+            <w:r>
+              <w:rPr>
+                <w:rFonts w:ascii="Arial" w:cs="Arial" w:eastAsia="Arial" w:hAnsi="Arial"/>
+                <w:b w:val="false"/>
+                <w:bCs w:val="false"/>
+                <w:i w:val="false"/>
+                <w:iCs w:val="false"/>
+                <w:color w:val="2A2E38"/>
+                <w:sz w:val="17"/>
+                <w:szCs w:val="17"/>
+              </w:rPr>
+              <w:t xml:space="preserve">2 шт · 2 253 425</w:t>
+            </w:r>
+          </w:p>
+        </w:tc>
+      </w:tr>
+      <w:tr>
+        <w:tc>
+          <w:tcPr>
+            <w:tcW w:type="dxa" w:w="1620"/>
+            <w:tcBorders>
+              <w:top w:val="single" w:color="D9D4CB" w:sz="4"/>
+              <w:left w:val="none" w:color="auto" w:sz="0"/>
+              <w:bottom w:val="single" w:color="D9D4CB" w:sz="4"/>
+              <w:right w:val="none" w:color="auto" w:sz="0"/>
+            </w:tcBorders>
+            <w:tcMar>
+              <w:top w:type="dxa" w:w="52"/>
+              <w:left w:type="dxa" w:w="100"/>
+              <w:bottom w:type="dxa" w:w="52"/>
+              <w:right w:type="dxa" w:w="100"/>
+            </w:tcMar>
+            <w:vAlign w:val="center"/>
+          </w:tcPr>
+          <w:p>
+            <w:pPr>
+              <w:spacing w:after="0" w:line="240" w:lineRule="auto"/>
+              <w:jc w:val="left"/>
+            </w:pPr>
+            <w:r>
+              <w:rPr>
+                <w:rFonts w:ascii="Arial" w:cs="Arial" w:eastAsia="Arial" w:hAnsi="Arial"/>
+                <w:b/>
+                <w:bCs/>
+                <w:i w:val="false"/>
+                <w:iCs w:val="false"/>
+                <w:color w:val="2A2E38"/>
+                <w:sz w:val="17"/>
+                <w:szCs w:val="17"/>
+              </w:rPr>
+              <w:t xml:space="preserve">Дом Франка</w:t>
+            </w:r>
+          </w:p>
+        </w:tc>
+        <w:tc>
+          <w:tcPr>
+            <w:tcW w:type="dxa" w:w="2020"/>
+            <w:tcBorders>
+              <w:top w:val="single" w:color="D9D4CB" w:sz="4"/>
+              <w:left w:val="none" w:color="auto" w:sz="0"/>
+              <w:bottom w:val="single" w:color="D9D4CB" w:sz="4"/>
+              <w:right w:val="none" w:color="auto" w:sz="0"/>
+            </w:tcBorders>
+            <w:tcMar>
+              <w:top w:type="dxa" w:w="52"/>
+              <w:left w:type="dxa" w:w="100"/>
+              <w:bottom w:type="dxa" w:w="52"/>
+              <w:right w:type="dxa" w:w="100"/>
+            </w:tcMar>
+            <w:vAlign w:val="center"/>
+          </w:tcPr>
+          <w:p>
+            <w:pPr>
+              <w:spacing w:after="0" w:line="240" w:lineRule="auto"/>
+              <w:jc w:val="center"/>
+            </w:pPr>
+            <w:r>
+              <w:rPr>
+                <w:rFonts w:ascii="Arial" w:cs="Arial" w:eastAsia="Arial" w:hAnsi="Arial"/>
+                <w:b w:val="false"/>
+                <w:bCs w:val="false"/>
+                <w:i w:val="false"/>
+                <w:iCs w:val="false"/>
+                <w:color w:val="2A2E38"/>
+                <w:sz w:val="17"/>
+                <w:szCs w:val="17"/>
+              </w:rPr>
+              <w:t xml:space="preserve">21 шт · 1 779 314</w:t>
+            </w:r>
+          </w:p>
+        </w:tc>
+        <w:tc>
+          <w:tcPr>
+            <w:tcW w:type="dxa" w:w="1980"/>
+            <w:tcBorders>
+              <w:top w:val="single" w:color="D9D4CB" w:sz="4"/>
+              <w:left w:val="none" w:color="auto" w:sz="0"/>
+              <w:bottom w:val="single" w:color="D9D4CB" w:sz="4"/>
+              <w:right w:val="none" w:color="auto" w:sz="0"/>
+            </w:tcBorders>
+            <w:tcMar>
+              <w:top w:type="dxa" w:w="52"/>
+              <w:left w:type="dxa" w:w="100"/>
+              <w:bottom w:type="dxa" w:w="52"/>
+              <w:right w:type="dxa" w:w="100"/>
+            </w:tcMar>
+            <w:vAlign w:val="center"/>
+          </w:tcPr>
+          <w:p>
+            <w:pPr>
+              <w:spacing w:after="0" w:line="240" w:lineRule="auto"/>
+              <w:jc w:val="center"/>
+            </w:pPr>
+            <w:r>
+              <w:rPr>
+                <w:rFonts w:ascii="Arial" w:cs="Arial" w:eastAsia="Arial" w:hAnsi="Arial"/>
+                <w:b w:val="false"/>
+                <w:bCs w:val="false"/>
+                <w:i w:val="false"/>
+                <w:iCs w:val="false"/>
+                <w:color w:val="2A2E38"/>
+                <w:sz w:val="17"/>
+                <w:szCs w:val="17"/>
+              </w:rPr>
+              <w:t xml:space="preserve">—</w:t>
+            </w:r>
+          </w:p>
+        </w:tc>
+        <w:tc>
+          <w:tcPr>
+            <w:tcW w:type="dxa" w:w="2100"/>
+            <w:tcBorders>
+              <w:top w:val="single" w:color="D9D4CB" w:sz="4"/>
+              <w:left w:val="none" w:color="auto" w:sz="0"/>
+              <w:bottom w:val="single" w:color="D9D4CB" w:sz="4"/>
+              <w:right w:val="none" w:color="auto" w:sz="0"/>
+            </w:tcBorders>
+            <w:tcMar>
+              <w:top w:type="dxa" w:w="52"/>
+              <w:left w:type="dxa" w:w="100"/>
+              <w:bottom w:type="dxa" w:w="52"/>
+              <w:right w:type="dxa" w:w="100"/>
+            </w:tcMar>
+            <w:vAlign w:val="center"/>
+          </w:tcPr>
+          <w:p>
+            <w:pPr>
+              <w:spacing w:after="0" w:line="240" w:lineRule="auto"/>
+              <w:jc w:val="center"/>
+            </w:pPr>
+            <w:r>
+              <w:rPr>
+                <w:rFonts w:ascii="Arial" w:cs="Arial" w:eastAsia="Arial" w:hAnsi="Arial"/>
+                <w:b w:val="false"/>
+                <w:bCs w:val="false"/>
+                <w:i w:val="false"/>
+                <w:iCs w:val="false"/>
+                <w:color w:val="2A2E38"/>
+                <w:sz w:val="17"/>
+                <w:szCs w:val="17"/>
+              </w:rPr>
+              <w:t xml:space="preserve">—</w:t>
+            </w:r>
+          </w:p>
+        </w:tc>
+        <w:tc>
+          <w:tcPr>
+            <w:tcW w:type="dxa" w:w="1918"/>
+            <w:tcBorders>
+              <w:top w:val="single" w:color="D9D4CB" w:sz="4"/>
+              <w:left w:val="none" w:color="auto" w:sz="0"/>
+              <w:bottom w:val="single" w:color="D9D4CB" w:sz="4"/>
+              <w:right w:val="none" w:color="auto" w:sz="0"/>
+            </w:tcBorders>
+            <w:tcMar>
+              <w:top w:type="dxa" w:w="52"/>
+              <w:left w:type="dxa" w:w="100"/>
+              <w:bottom w:type="dxa" w:w="52"/>
+              <w:right w:type="dxa" w:w="100"/>
+            </w:tcMar>
+            <w:vAlign w:val="center"/>
+          </w:tcPr>
+          <w:p>
+            <w:pPr>
+              <w:spacing w:after="0" w:line="240" w:lineRule="auto"/>
+              <w:jc w:val="center"/>
+            </w:pPr>
+            <w:r>
+              <w:rPr>
+                <w:rFonts w:ascii="Arial" w:cs="Arial" w:eastAsia="Arial" w:hAnsi="Arial"/>
+                <w:b w:val="false"/>
+                <w:bCs w:val="false"/>
+                <w:i w:val="false"/>
+                <w:iCs w:val="false"/>
+                <w:color w:val="2A2E38"/>
+                <w:sz w:val="17"/>
+                <w:szCs w:val="17"/>
+              </w:rPr>
+              <w:t xml:space="preserve">—</w:t>
+            </w:r>
+          </w:p>
+        </w:tc>
+      </w:tr>
+    </w:tbl>
+    <w:p>
+      <w:pPr>
+        <w:spacing w:after="30"/>
+      </w:pPr>
+      <w:r>
+        <w:rPr>
+          <w:rFonts w:ascii="Arial" w:cs="Arial" w:eastAsia="Arial" w:hAnsi="Arial"/>
+          <w:b w:val="false"/>
+          <w:bCs w:val="false"/>
+          <w:i w:val="false"/>
+          <w:iCs w:val="false"/>
+          <w:color w:val="2A2E38"/>
+          <w:sz w:val="19"/>
+          <w:szCs w:val="19"/>
+        </w:rPr>
+        <w:t xml:space="preserve"/>
+      </w:r>
+    </w:p>
+    <w:p>
+      <w:pPr>
+        <w:spacing w:after="60" w:line="230" w:lineRule="auto"/>
+        <w:ind w:right="1560"/>
+      </w:pPr>
+      <w:r>
+        <w:rPr>
+          <w:rFonts w:ascii="Arial" w:cs="Arial" w:eastAsia="Arial" w:hAnsi="Arial"/>
+          <w:b w:val="false"/>
+          <w:bCs w:val="false"/>
+          <w:i w:val="false"/>
+          <w:iCs w:val="false"/>
+          <w:color w:val="70788A"/>
+          <w:sz w:val="15"/>
+          <w:szCs w:val="15"/>
+        </w:rPr>
+        <w:t xml:space="preserve">В Turgenev застройщик продаёт квартиры с чистовой отделкой (14 лотов), а четыре лота с дизайнерским ремонтом — это перепродажа от агентств, и они дешевле. В «Николь» один лот выставлен без отделки по 4 950 000 ₽/м² — это пентхаус, а не сопоставимая база.</w:t>
+      </w:r>
+    </w:p>
+    <w:p>
+      <w:pPr>
+        <w:pageBreakBefore/>
+        <w:spacing w:after="110" w:before="0"/>
+      </w:pPr>
+      <w:r>
+        <w:rPr>
+          <w:rFonts w:ascii="Georgia" w:cs="Georgia" w:eastAsia="Georgia" w:hAnsi="Georgia"/>
+          <w:b/>
+          <w:bCs/>
+          <w:i w:val="false"/>
+          <w:iCs w:val="false"/>
+          <w:color w:val="1F2A44"/>
+          <w:sz w:val="24"/>
+          <w:szCs w:val="24"/>
+        </w:rPr>
+        <w:t xml:space="preserve">Сколько стоит квартира, готовая к заселению</w:t>
+      </w:r>
+    </w:p>
+    <w:p>
+      <w:pPr>
+        <w:spacing w:after="170" w:line="258" w:lineRule="auto"/>
+        <w:ind w:right="1560"/>
+      </w:pPr>
+      <w:r>
+        <w:rPr>
+          <w:rFonts w:ascii="Arial" w:cs="Arial" w:eastAsia="Arial" w:hAnsi="Arial"/>
+          <w:b w:val="false"/>
+          <w:bCs w:val="false"/>
+          <w:i w:val="false"/>
+          <w:iCs w:val="false"/>
+          <w:color w:val="2A2E38"/>
+          <w:sz w:val="19"/>
+          <w:szCs w:val="19"/>
+        </w:rPr>
+        <w:t xml:space="preserve">Приводим все проекты к одному состоянию — квартире, в которую можно заехать. У четырёх проектов отделка уже есть, их цена берётся как есть. К «Дому Франка» добавляется отделка: для делюкс-сегмента это 300 тыс. ₽/м².</w:t>
+      </w:r>
+    </w:p>
+    <w:p>
+      <w:pPr>
+        <w:spacing w:after="60"/>
+        <w:jc w:val="center"/>
+      </w:pPr>
+      <w:r>
+        <w:drawing>
+          <wp:inline distT="0" distB="0" distL="0" distR="0">
+            <wp:extent cx="6124575" cy="2714625"/>
+            <wp:effectExtent t="0" r="0" b="0" l="0"/>
+            <wp:docPr id="1" name="" descr="" title=""/>
+            <wp:cNvGraphicFramePr>
+              <a:graphicFrameLocks xmlns:a="http://schemas.openxmlformats.org/drawingml/2006/main" noChangeAspect="1"/>
+            </wp:cNvGraphicFramePr>
+            <a:graphic xmlns:a="http://schemas.openxmlformats.org/drawingml/2006/main">
+              <a:graphicData uri="http://schemas.openxmlformats.org/drawingml/2006/picture">
+                <pic:pic xmlns:pic="http://schemas.openxmlformats.org/drawingml/2006/picture">
+                  <pic:nvPicPr>
+                    <pic:cNvPr id="0" name="" descr=""/>
+                    <pic:cNvPicPr>
+                      <a:picLocks noChangeAspect="1" noChangeArrowheads="1"/>
+                    </pic:cNvPicPr>
+                  </pic:nvPicPr>
+                  <pic:blipFill>
+                    <a:blip r:embed="rId16" cstate="none"/>
+                    <a:srcRect/>
+                    <a:stretch>
+                      <a:fillRect/>
+                    </a:stretch>
+                  </pic:blipFill>
+                  <pic:spPr bwMode="auto">
+                    <a:xfrm>
+                      <a:off x="0" y="0"/>
+                      <a:ext cx="6124575" cy="2714625"/>
+                    </a:xfrm>
+                    <a:prstGeom prst="rect">
+                      <a:avLst/>
+                    </a:prstGeom>
+                  </pic:spPr>
+                </pic:pic>
+              </a:graphicData>
+            </a:graphic>
+          </wp:inline>
+        </w:drawing>
+      </w:r>
+    </w:p>
+    <w:p>
+      <w:pPr>
+        <w:spacing w:after="220"/>
+        <w:ind w:right="1560"/>
+      </w:pPr>
+      <w:r>
+        <w:rPr>
+          <w:rFonts w:ascii="Arial" w:cs="Arial" w:eastAsia="Arial" w:hAnsi="Arial"/>
+          <w:b w:val="false"/>
+          <w:bCs w:val="false"/>
+          <w:i/>
+          <w:iCs/>
+          <w:color w:val="70788A"/>
+          <w:sz w:val="16"/>
+          <w:szCs w:val="16"/>
+        </w:rPr>
+        <w:t xml:space="preserve">Расчёт по выгрузкам Циан от 28.07.2026, сопоставимая выборка 60–200 м².</w:t>
+      </w:r>
+    </w:p>
+    <w:p>
+      <w:pPr>
+        <w:spacing w:after="60" w:line="230" w:lineRule="auto"/>
+        <w:ind w:right="1560"/>
+      </w:pPr>
+      <w:r>
+        <w:rPr>
+          <w:rFonts w:ascii="Arial" w:cs="Arial" w:eastAsia="Arial" w:hAnsi="Arial"/>
+          <w:b w:val="false"/>
+          <w:bCs w:val="false"/>
+          <w:i w:val="false"/>
+          <w:iCs w:val="false"/>
+          <w:color w:val="70788A"/>
+          <w:sz w:val="15"/>
+          <w:szCs w:val="15"/>
+        </w:rPr>
+        <w:t xml:space="preserve">При ставке 250 тыс. ₽/м² метр в «Доме Франка» выходит в 2 029 314 ₽, при 400 тыс. — в 2 179 314 ₽. Порядок проектов не меняется ни в одном сценарии: он остаётся самым доступным в локации.</w:t>
+      </w:r>
+    </w:p>
+    <w:p>
+      <w:pPr>
+        <w:spacing w:after="110" w:before="170"/>
+      </w:pPr>
+      <w:r>
+        <w:rPr>
+          <w:rFonts w:ascii="Georgia" w:cs="Georgia" w:eastAsia="Georgia" w:hAnsi="Georgia"/>
+          <w:b/>
+          <w:bCs/>
+          <w:i w:val="false"/>
+          <w:iCs w:val="false"/>
+          <w:color w:val="1F2A44"/>
+          <w:sz w:val="24"/>
+          <w:szCs w:val="24"/>
+        </w:rPr>
+        <w:t xml:space="preserve">Выводы</w:t>
+      </w:r>
+    </w:p>
+    <w:p>
+      <w:pPr>
+        <w:spacing w:after="58" w:line="252" w:lineRule="auto"/>
+        <w:ind w:left="170" w:right="1560" w:hanging="170"/>
+      </w:pPr>
+      <w:r>
+        <w:rPr>
+          <w:rFonts w:ascii="Arial" w:cs="Arial" w:eastAsia="Arial" w:hAnsi="Arial"/>
+          <w:b/>
+          <w:bCs/>
+          <w:i w:val="false"/>
+          <w:iCs w:val="false"/>
+          <w:color w:val="A9762F"/>
+          <w:sz w:val="19"/>
+          <w:szCs w:val="19"/>
+        </w:rPr>
+        <w:t xml:space="preserve">—   </w:t>
+      </w:r>
+      <w:r>
+        <w:rPr>
+          <w:rFonts w:ascii="Arial" w:cs="Arial" w:eastAsia="Arial" w:hAnsi="Arial"/>
+          <w:b w:val="false"/>
+          <w:bCs w:val="false"/>
+          <w:i w:val="false"/>
+          <w:iCs w:val="false"/>
+          <w:color w:val="2A2E38"/>
+          <w:sz w:val="19"/>
+          <w:szCs w:val="19"/>
+        </w:rPr>
+        <w:t xml:space="preserve">PHANTOM занимает середину элитного рынка локации: </w:t>
+      </w:r>
+      <w:r>
+        <w:rPr>
+          <w:rFonts w:ascii="Arial" w:cs="Arial" w:eastAsia="Arial" w:hAnsi="Arial"/>
+          <w:b/>
+          <w:bCs/>
+          <w:i w:val="false"/>
+          <w:iCs w:val="false"/>
+          <w:color w:val="2A2E38"/>
+          <w:sz w:val="19"/>
+          <w:szCs w:val="19"/>
+        </w:rPr>
+        <w:t xml:space="preserve">на 22 % дешевле Turgenev</w:t>
+      </w:r>
+      <w:r>
+        <w:rPr>
+          <w:rFonts w:ascii="Arial" w:cs="Arial" w:eastAsia="Arial" w:hAnsi="Arial"/>
+          <w:b w:val="false"/>
+          <w:bCs w:val="false"/>
+          <w:i w:val="false"/>
+          <w:iCs w:val="false"/>
+          <w:color w:val="2A2E38"/>
+          <w:sz w:val="19"/>
+          <w:szCs w:val="19"/>
+        </w:rPr>
+        <w:t xml:space="preserve"> и на 24 % дешевле «Николь», но на 4 % дороже Zvonarsky Deluxe и на 12 % дороже «Дома Франка» с учётом отделки.</w:t>
+      </w:r>
+    </w:p>
+    <w:p>
+      <w:pPr>
+        <w:spacing w:after="58" w:line="252" w:lineRule="auto"/>
+        <w:ind w:left="170" w:right="1560" w:hanging="170"/>
+      </w:pPr>
+      <w:r>
+        <w:rPr>
+          <w:rFonts w:ascii="Arial" w:cs="Arial" w:eastAsia="Arial" w:hAnsi="Arial"/>
+          <w:b/>
+          <w:bCs/>
+          <w:i w:val="false"/>
+          <w:iCs w:val="false"/>
+          <w:color w:val="A9762F"/>
+          <w:sz w:val="19"/>
+          <w:szCs w:val="19"/>
+        </w:rPr>
+        <w:t xml:space="preserve">—   </w:t>
+      </w:r>
+      <w:r>
+        <w:rPr>
+          <w:rFonts w:ascii="Arial" w:cs="Arial" w:eastAsia="Arial" w:hAnsi="Arial"/>
+          <w:b w:val="false"/>
+          <w:bCs w:val="false"/>
+          <w:i w:val="false"/>
+          <w:iCs w:val="false"/>
+          <w:color w:val="2A2E38"/>
+          <w:sz w:val="19"/>
+          <w:szCs w:val="19"/>
+        </w:rPr>
+        <w:t xml:space="preserve">Два самых дорогих проекта — Turgenev и «Николь» — идут по 3,0–3,1 млн ₽/м². PHANTOM держится на уровне 2,34 млн ₽/м², то есть продаётся заметно ниже верхней планки локации при сопоставимом уровне отделки.</w:t>
+      </w:r>
+    </w:p>
+    <w:p>
+      <w:pPr>
+        <w:spacing w:after="58" w:line="252" w:lineRule="auto"/>
+        <w:ind w:left="170" w:right="1560" w:hanging="170"/>
+      </w:pPr>
+      <w:r>
+        <w:rPr>
+          <w:rFonts w:ascii="Arial" w:cs="Arial" w:eastAsia="Arial" w:hAnsi="Arial"/>
+          <w:b/>
+          <w:bCs/>
+          <w:i w:val="false"/>
+          <w:iCs w:val="false"/>
+          <w:color w:val="A9762F"/>
+          <w:sz w:val="19"/>
+          <w:szCs w:val="19"/>
+        </w:rPr>
+        <w:t xml:space="preserve">—   </w:t>
+      </w:r>
+      <w:r>
+        <w:rPr>
+          <w:rFonts w:ascii="Arial" w:cs="Arial" w:eastAsia="Arial" w:hAnsi="Arial"/>
+          <w:b w:val="false"/>
+          <w:bCs w:val="false"/>
+          <w:i w:val="false"/>
+          <w:iCs w:val="false"/>
+          <w:color w:val="2A2E38"/>
+          <w:sz w:val="19"/>
+          <w:szCs w:val="19"/>
+        </w:rPr>
+        <w:t xml:space="preserve">«Дом Франка» — единственный, кто конкурирует ценой: 1,78 млн ₽/м² без отделки. Но и с добавленной отделкой он остаётся самым доступным, а его квартиры мельче — до 168 м² против 190 м² у PHANTOM в той же выборке.</w:t>
+      </w:r>
+    </w:p>
+    <w:p>
+      <w:pPr>
+        <w:spacing w:after="58" w:line="252" w:lineRule="auto"/>
+        <w:ind w:left="170" w:right="1560" w:hanging="170"/>
+      </w:pPr>
+      <w:r>
+        <w:rPr>
+          <w:rFonts w:ascii="Arial" w:cs="Arial" w:eastAsia="Arial" w:hAnsi="Arial"/>
+          <w:b/>
+          <w:bCs/>
+          <w:i w:val="false"/>
+          <w:iCs w:val="false"/>
+          <w:color w:val="A9762F"/>
+          <w:sz w:val="19"/>
+          <w:szCs w:val="19"/>
+        </w:rPr>
+        <w:t xml:space="preserve">—   </w:t>
+      </w:r>
+      <w:r>
+        <w:rPr>
+          <w:rFonts w:ascii="Arial" w:cs="Arial" w:eastAsia="Arial" w:hAnsi="Arial"/>
+          <w:b w:val="false"/>
+          <w:bCs w:val="false"/>
+          <w:i w:val="false"/>
+          <w:iCs w:val="false"/>
+          <w:color w:val="2A2E38"/>
+          <w:sz w:val="19"/>
+          <w:szCs w:val="19"/>
+        </w:rPr>
+        <w:t xml:space="preserve">Порог входа в локации задаёт «Дом Франка» — 116,7 млн ₽. PHANTOM начинается со 135,0 млн ₽, Turgenev — со 165,6 млн ₽, «Николь» — с 209,2 млн ₽.</w:t>
+      </w:r>
+    </w:p>
+    <w:p>
+      <w:pPr>
+        <w:spacing w:after="58" w:line="252" w:lineRule="auto"/>
+        <w:ind w:left="170" w:right="1560" w:hanging="170"/>
+      </w:pPr>
+      <w:r>
+        <w:rPr>
+          <w:rFonts w:ascii="Arial" w:cs="Arial" w:eastAsia="Arial" w:hAnsi="Arial"/>
+          <w:b/>
+          <w:bCs/>
+          <w:i w:val="false"/>
+          <w:iCs w:val="false"/>
+          <w:color w:val="A9762F"/>
+          <w:sz w:val="19"/>
+          <w:szCs w:val="19"/>
+        </w:rPr>
+        <w:t xml:space="preserve">—   </w:t>
+      </w:r>
+      <w:r>
+        <w:rPr>
+          <w:rFonts w:ascii="Arial" w:cs="Arial" w:eastAsia="Arial" w:hAnsi="Arial"/>
+          <w:b w:val="false"/>
+          <w:bCs w:val="false"/>
+          <w:i w:val="false"/>
+          <w:iCs w:val="false"/>
+          <w:color w:val="2A2E38"/>
+          <w:sz w:val="19"/>
+          <w:szCs w:val="19"/>
+        </w:rPr>
+        <w:t xml:space="preserve">Разброс удельных цен внутри PHANTOM (1,68–3,28 млн ₽/м²) уже, чем у Turgenev (1,90–5,64 млн) и «Николь» (2,33–4,95 млн). Ценообразование в проекте более ровное, без резких выбросов на верхних лотах.</w:t>
+      </w:r>
+    </w:p>
+    <w:p>
+      <w:pPr>
+        <w:spacing w:after="40"/>
+      </w:pPr>
+      <w:r>
+        <w:rPr>
+          <w:rFonts w:ascii="Arial" w:cs="Arial" w:eastAsia="Arial" w:hAnsi="Arial"/>
+          <w:b w:val="false"/>
+          <w:bCs w:val="false"/>
+          <w:i w:val="false"/>
+          <w:iCs w:val="false"/>
+          <w:color w:val="2A2E38"/>
+          <w:sz w:val="19"/>
+          <w:szCs w:val="19"/>
+        </w:rPr>
+        <w:t xml:space="preserve"/>
+      </w:r>
+    </w:p>
+    <w:p>
+      <w:pPr>
+        <w:spacing w:after="60" w:line="230" w:lineRule="auto"/>
+        <w:ind w:right="1560"/>
+      </w:pPr>
+      <w:r>
+        <w:rPr>
+          <w:rFonts w:ascii="Arial" w:cs="Arial" w:eastAsia="Arial" w:hAnsi="Arial"/>
+          <w:b w:val="false"/>
+          <w:bCs w:val="false"/>
+          <w:i w:val="false"/>
+          <w:iCs w:val="false"/>
+          <w:color w:val="70788A"/>
+          <w:sz w:val="15"/>
+          <w:szCs w:val="15"/>
+        </w:rPr>
+        <w:t xml:space="preserve">Ограничения: по Zvonarsky Deluxe доступно 2 лота, уровень отделки в выгрузке не указан — оценка индикативна. «Николь» расположен в Китай-городе, в 1,7 км от PHANTOM, и относится к соседней локации.</w:t>
+      </w:r>
+    </w:p>
+    <w:p>
+      <w:pPr>
+        <w:pageBreakBefore/>
         <w:spacing w:after="110" w:before="0"/>
       </w:pPr>
       <w:r>
@@ -8052,7 +11375,7 @@
           <w:sz w:val="19"/>
           <w:szCs w:val="19"/>
         </w:rPr>
-        <w:t xml:space="preserve">Ключевое отличие от большинства новостроек — готовая авторская отделка во всех лотах. Сравнивать PHANTOM с проектами, которые продаются без отделки, можно только после приведения к общей базе.</w:t>
+        <w:t xml:space="preserve">Ключевое отличие от большинства новостроек — готовая авторская отделка во всех лотах. В локации без отделки продаётся только «Дом Франка», остальные конкуренты тоже сдают квартиры готовыми.</w:t>
       </w:r>
     </w:p>
     <w:p>
@@ -8271,9 +11594,41 @@
           <w:sz w:val="16"/>
           <w:szCs w:val="16"/>
         </w:rPr>
+        <w:t xml:space="preserve">Циан — выгрузки по конкурентам на 28.07.2026: Turgenev (ID 1252876) 21 лот, «Николь» (ID 4712505) 23, «Дом Франка» (ID 4186702) 21, Zvonarsky Deluxe (ID 7782) 2</w:t>
+      </w:r>
+    </w:p>
+    <w:p>
+      <w:pPr>
+        <w:spacing w:after="70" w:line="230" w:lineRule="auto"/>
+        <w:ind w:left="170" w:right="1560" w:hanging="170"/>
+      </w:pPr>
+      <w:r>
+        <w:rPr>
+          <w:rFonts w:ascii="Arial" w:cs="Arial" w:eastAsia="Arial" w:hAnsi="Arial"/>
+          <w:b/>
+          <w:bCs/>
+          <w:i w:val="false"/>
+          <w:iCs w:val="false"/>
+          <w:color w:val="A9762F"/>
+          <w:sz w:val="19"/>
+          <w:szCs w:val="19"/>
+        </w:rPr>
+        <w:t xml:space="preserve">—   </w:t>
+      </w:r>
+      <w:r>
+        <w:rPr>
+          <w:rFonts w:ascii="Arial" w:cs="Arial" w:eastAsia="Arial" w:hAnsi="Arial"/>
+          <w:b w:val="false"/>
+          <w:bCs w:val="false"/>
+          <w:i w:val="false"/>
+          <w:iCs w:val="false"/>
+          <w:color w:val="70788A"/>
+          <w:sz w:val="16"/>
+          <w:szCs w:val="16"/>
+        </w:rPr>
         <w:t xml:space="preserve">Официальный сайт проекта — </w:t>
       </w:r>
-      <w:hyperlink w:history="1" r:id="rIdyuryjszgxeznjzwm6ndnj">
+      <w:hyperlink w:history="1" r:id="rIdqrf6bsu_fmsfcp1wxyifr">
         <w:r>
           <w:rPr>
             <w:rFonts w:ascii="Arial" w:cs="Arial" w:eastAsia="Arial" w:hAnsi="Arial"/>
@@ -8320,7 +11675,7 @@
         </w:rPr>
         <w:t xml:space="preserve">Яндекс Недвижимость — карточка ЖК и конкурентное окружение — </w:t>
       </w:r>
-      <w:hyperlink w:history="1" r:id="rIdddrkwp34z3rmskyay5op9">
+      <w:hyperlink w:history="1" r:id="rIdidnxukqgrrresnlh1al2l">
         <w:r>
           <w:rPr>
             <w:rFonts w:ascii="Arial" w:cs="Arial" w:eastAsia="Arial" w:hAnsi="Arial"/>
@@ -8367,7 +11722,7 @@
         </w:rPr>
         <w:t xml:space="preserve">Новострой-М — карточка клубного дома Phantom — </w:t>
       </w:r>
-      <w:hyperlink w:history="1" r:id="rId5rpg3ondb730hspw0cnvn">
+      <w:hyperlink w:history="1" r:id="rIdv0fmdr-sm2_kt0flczwhj">
         <w:r>
           <w:rPr>
             <w:rFonts w:ascii="Arial" w:cs="Arial" w:eastAsia="Arial" w:hAnsi="Arial"/>
@@ -8414,7 +11769,7 @@
         </w:rPr>
         <w:t xml:space="preserve">Яндекс Карты — картографическая основа — </w:t>
       </w:r>
-      <w:hyperlink w:history="1" r:id="rIdmyw_qwdfr-0xltmhhnjhm">
+      <w:hyperlink w:history="1" r:id="rIdv9uhjcd_lkotqg0pifi82">
         <w:r>
           <w:rPr>
             <w:rFonts w:ascii="Arial" w:cs="Arial" w:eastAsia="Arial" w:hAnsi="Arial"/>
@@ -8464,7 +11819,7 @@
           <w:sz w:val="15"/>
           <w:szCs w:val="15"/>
         </w:rPr>
-        <w:t xml:space="preserve">Справка подготовлена 28.07.2026 на основе открытых данных и выгрузки Циан. Разделы ценового сравнения с конкурентами будут добавлены после получения выгрузок Циан по проектам локации.</w:t>
+        <w:t xml:space="preserve">Справка подготовлена 28.07.2026 на основе открытых данных и выгрузок Циан по PHANTOM и четырём проектам локации. Ценовые оценки носят справочный характер и не являются офертой.</w:t>
       </w:r>
     </w:p>
     <w:sectPr>
